--- a/GenAI_Day_9.docx
+++ b/GenAI_Day_9.docx
@@ -251,18 +251,37 @@
       </w:r>
     </w:p>
     <w:p>
+      <w:pPr>
+        <w:pStyle w:val="ListParagraph"/>
+        <w:numPr>
+          <w:ilvl w:val="0"/>
+          <w:numId w:val="31"/>
+        </w:numPr>
+      </w:pPr>
       <w:r>
         <w:t>John works in HR.</w:t>
       </w:r>
     </w:p>
-    <w:p/>
-    <w:p>
+    <w:p>
+      <w:pPr>
+        <w:pStyle w:val="ListParagraph"/>
+        <w:numPr>
+          <w:ilvl w:val="0"/>
+          <w:numId w:val="31"/>
+        </w:numPr>
+      </w:pPr>
       <w:r>
         <w:t>HR reports to Sarah.</w:t>
       </w:r>
     </w:p>
-    <w:p/>
-    <w:p>
+    <w:p>
+      <w:pPr>
+        <w:pStyle w:val="ListParagraph"/>
+        <w:numPr>
+          <w:ilvl w:val="0"/>
+          <w:numId w:val="31"/>
+        </w:numPr>
+      </w:pPr>
       <w:r>
         <w:t>Sarah manages Leave Policies.</w:t>
       </w:r>
@@ -288,36 +307,57 @@
       </w:r>
     </w:p>
     <w:p>
+      <w:pPr>
+        <w:ind w:left="1440"/>
+      </w:pPr>
       <w:r>
         <w:t>John</w:t>
       </w:r>
     </w:p>
     <w:p>
+      <w:pPr>
+        <w:ind w:left="1440"/>
+      </w:pPr>
       <w:r>
         <w:t xml:space="preserve"> ↓</w:t>
       </w:r>
     </w:p>
     <w:p>
+      <w:pPr>
+        <w:ind w:left="1440"/>
+      </w:pPr>
       <w:r>
         <w:t>HR</w:t>
       </w:r>
     </w:p>
     <w:p>
+      <w:pPr>
+        <w:ind w:left="1440"/>
+      </w:pPr>
       <w:r>
         <w:t xml:space="preserve"> ↓</w:t>
       </w:r>
     </w:p>
     <w:p>
+      <w:pPr>
+        <w:ind w:left="1440"/>
+      </w:pPr>
       <w:r>
         <w:t>Sarah</w:t>
       </w:r>
     </w:p>
     <w:p>
+      <w:pPr>
+        <w:ind w:left="1440"/>
+      </w:pPr>
       <w:r>
         <w:t xml:space="preserve"> ↓</w:t>
       </w:r>
     </w:p>
     <w:p>
+      <w:pPr>
+        <w:ind w:left="1440"/>
+      </w:pPr>
       <w:r>
         <w:t>Policies</w:t>
       </w:r>
@@ -364,7 +404,6 @@
     </w:p>
     <w:p>
       <w:r>
-        <w:lastRenderedPageBreak/>
         <w:t xml:space="preserve">At this point, I would </w:t>
       </w:r>
       <w:r>
@@ -392,235 +431,20 @@
           <w:bCs/>
         </w:rPr>
       </w:pPr>
-      <w:r>
-        <w:rPr>
-          <w:b/>
-          <w:bCs/>
-        </w:rPr>
-        <w:t>Your Current Level</w:t>
-      </w:r>
-    </w:p>
-    <w:p>
-      <w:r>
-        <w:t>If I interview you today:</w:t>
-      </w:r>
-    </w:p>
-    <w:p>
-      <w:pPr>
-        <w:rPr>
-          <w:b/>
-          <w:bCs/>
-        </w:rPr>
-      </w:pPr>
-      <w:r>
-        <w:rPr>
-          <w:b/>
-          <w:bCs/>
-        </w:rPr>
-        <w:t>RAG Fundamentals</w:t>
-      </w:r>
-    </w:p>
-    <w:p>
-      <w:r>
-        <w:rPr>
-          <w:rFonts w:ascii="Segoe UI Emoji" w:hAnsi="Segoe UI Emoji" w:cs="Segoe UI Emoji"/>
-        </w:rPr>
-        <w:t>✅</w:t>
-      </w:r>
-      <w:r>
-        <w:t xml:space="preserve"> Strong</w:t>
-      </w:r>
-    </w:p>
-    <w:p>
-      <w:pPr>
-        <w:rPr>
-          <w:b/>
-          <w:bCs/>
-        </w:rPr>
-      </w:pPr>
-      <w:r>
-        <w:rPr>
-          <w:b/>
-          <w:bCs/>
-        </w:rPr>
-        <w:t>Retrieval Systems</w:t>
-      </w:r>
-    </w:p>
-    <w:p>
-      <w:r>
-        <w:rPr>
-          <w:rFonts w:ascii="Segoe UI Emoji" w:hAnsi="Segoe UI Emoji" w:cs="Segoe UI Emoji"/>
-        </w:rPr>
-        <w:t>✅</w:t>
-      </w:r>
-      <w:r>
-        <w:t xml:space="preserve"> Strong</w:t>
-      </w:r>
-    </w:p>
-    <w:p>
-      <w:pPr>
-        <w:rPr>
-          <w:b/>
-          <w:bCs/>
-        </w:rPr>
-      </w:pPr>
-      <w:r>
-        <w:rPr>
-          <w:b/>
-          <w:bCs/>
-        </w:rPr>
-        <w:t>Advanced Retrieval</w:t>
-      </w:r>
-    </w:p>
-    <w:p>
-      <w:r>
-        <w:rPr>
-          <w:rFonts w:ascii="Segoe UI Emoji" w:hAnsi="Segoe UI Emoji" w:cs="Segoe UI Emoji"/>
-        </w:rPr>
-        <w:t>✅</w:t>
-      </w:r>
-      <w:r>
-        <w:t xml:space="preserve"> Good</w:t>
-      </w:r>
-    </w:p>
-    <w:p>
-      <w:pPr>
-        <w:rPr>
-          <w:b/>
-          <w:bCs/>
-        </w:rPr>
-      </w:pPr>
-      <w:r>
-        <w:rPr>
-          <w:b/>
-          <w:bCs/>
-        </w:rPr>
-        <w:t>Production RAG</w:t>
-      </w:r>
-    </w:p>
-    <w:p>
-      <w:r>
-        <w:rPr>
-          <w:rFonts w:ascii="Segoe UI Emoji" w:hAnsi="Segoe UI Emoji" w:cs="Segoe UI Emoji"/>
-        </w:rPr>
-        <w:t>✅</w:t>
-      </w:r>
-      <w:r>
-        <w:t xml:space="preserve"> Good</w:t>
-      </w:r>
-    </w:p>
-    <w:p>
-      <w:pPr>
-        <w:rPr>
-          <w:b/>
-          <w:bCs/>
-        </w:rPr>
-      </w:pPr>
-      <w:r>
-        <w:rPr>
-          <w:b/>
-          <w:bCs/>
-        </w:rPr>
-        <w:t>Evaluation</w:t>
-      </w:r>
-    </w:p>
-    <w:p>
-      <w:r>
-        <w:rPr>
-          <w:rFonts w:ascii="Segoe UI Emoji" w:hAnsi="Segoe UI Emoji" w:cs="Segoe UI Emoji"/>
-        </w:rPr>
-        <w:t>✅</w:t>
-      </w:r>
-      <w:r>
-        <w:t xml:space="preserve"> Good</w:t>
-      </w:r>
-    </w:p>
-    <w:p>
-      <w:pPr>
-        <w:rPr>
-          <w:b/>
-          <w:bCs/>
-        </w:rPr>
-      </w:pPr>
-      <w:r>
-        <w:rPr>
-          <w:b/>
-          <w:bCs/>
-        </w:rPr>
-        <w:t>Agent Systems</w:t>
-      </w:r>
-    </w:p>
-    <w:p>
-      <w:r>
-        <w:rPr>
-          <w:rFonts w:ascii="Segoe UI Emoji" w:hAnsi="Segoe UI Emoji" w:cs="Segoe UI Emoji"/>
-        </w:rPr>
-        <w:t>✅</w:t>
-      </w:r>
-      <w:r>
-        <w:t xml:space="preserve"> Good</w:t>
-      </w:r>
-    </w:p>
-    <w:p>
-      <w:pPr>
-        <w:rPr>
-          <w:b/>
-          <w:bCs/>
-        </w:rPr>
-      </w:pPr>
-      <w:r>
-        <w:rPr>
-          <w:b/>
-          <w:bCs/>
-        </w:rPr>
-        <w:t>Graph RAG Basics</w:t>
-      </w:r>
-    </w:p>
-    <w:p>
-      <w:r>
-        <w:rPr>
-          <w:rFonts w:ascii="Segoe UI Emoji" w:hAnsi="Segoe UI Emoji" w:cs="Segoe UI Emoji"/>
-        </w:rPr>
-        <w:t>⚠️</w:t>
-      </w:r>
-      <w:r>
-        <w:t xml:space="preserve"> Started but not deep yet</w:t>
-      </w:r>
-    </w:p>
-    <w:p>
-      <w:r>
-        <w:pict w14:anchorId="12C24012">
-          <v:rect id="_x0000_i1031" style="width:0;height:1.5pt" o:hralign="center" o:hrstd="t" o:hr="t" fillcolor="#a0a0a0" stroked="f"/>
-        </w:pict>
-      </w:r>
-    </w:p>
-    <w:p>
-      <w:pPr>
-        <w:rPr>
-          <w:b/>
-          <w:bCs/>
-        </w:rPr>
-      </w:pPr>
-      <w:r>
-        <w:rPr>
-          <w:b/>
-          <w:bCs/>
-        </w:rPr>
-        <w:t>Remaining Curriculum</w:t>
-      </w:r>
-    </w:p>
-    <w:p>
-      <w:pPr>
-        <w:rPr>
-          <w:b/>
-          <w:bCs/>
-        </w:rPr>
-      </w:pPr>
-      <w:r>
-        <w:rPr>
-          <w:b/>
-          <w:bCs/>
-        </w:rPr>
+    </w:p>
+    <w:p>
+      <w:pPr>
+        <w:rPr>
+          <w:b/>
+          <w:bCs/>
+        </w:rPr>
+      </w:pPr>
+      <w:r>
+        <w:rPr>
+          <w:b/>
+          <w:bCs/>
+        </w:rPr>
+        <w:lastRenderedPageBreak/>
         <w:t>Day 9 — Graph RAG Deep Dive</w:t>
       </w:r>
     </w:p>
@@ -692,7 +516,6 @@
         </w:numPr>
       </w:pPr>
       <w:r>
-        <w:lastRenderedPageBreak/>
         <w:t>Graph Databases</w:t>
       </w:r>
     </w:p>
@@ -713,24 +536,49 @@
       </w:r>
     </w:p>
     <w:p>
+      <w:pPr>
+        <w:pStyle w:val="ListParagraph"/>
+        <w:numPr>
+          <w:ilvl w:val="0"/>
+          <w:numId w:val="32"/>
+        </w:numPr>
+      </w:pPr>
       <w:r>
         <w:t>When should Graph RAG be used?</w:t>
       </w:r>
     </w:p>
-    <w:p/>
-    <w:p>
+    <w:p>
+      <w:pPr>
+        <w:pStyle w:val="ListParagraph"/>
+        <w:numPr>
+          <w:ilvl w:val="0"/>
+          <w:numId w:val="32"/>
+        </w:numPr>
+      </w:pPr>
       <w:r>
         <w:t>Why not use Graph RAG everywhere?</w:t>
       </w:r>
     </w:p>
-    <w:p/>
-    <w:p>
+    <w:p>
+      <w:pPr>
+        <w:pStyle w:val="ListParagraph"/>
+        <w:numPr>
+          <w:ilvl w:val="0"/>
+          <w:numId w:val="32"/>
+        </w:numPr>
+      </w:pPr>
       <w:r>
         <w:t>What is Multi-Hop Reasoning?</w:t>
       </w:r>
     </w:p>
-    <w:p/>
-    <w:p>
+    <w:p>
+      <w:pPr>
+        <w:pStyle w:val="ListParagraph"/>
+        <w:numPr>
+          <w:ilvl w:val="0"/>
+          <w:numId w:val="32"/>
+        </w:numPr>
+      </w:pPr>
       <w:r>
         <w:t>Knowledge Graph vs Vector DB?</w:t>
       </w:r>
@@ -884,6 +732,7 @@
         </w:numPr>
       </w:pPr>
       <w:r>
+        <w:lastRenderedPageBreak/>
         <w:t>Security</w:t>
       </w:r>
     </w:p>
@@ -911,7 +760,6 @@
     </w:p>
     <w:p>
       <w:r>
-        <w:lastRenderedPageBreak/>
         <w:t>Without writing much code initially.</w:t>
       </w:r>
     </w:p>
@@ -1145,6 +993,7 @@
           <w:b/>
           <w:bCs/>
         </w:rPr>
+        <w:lastRenderedPageBreak/>
         <w:t>Day 26–30 — Mock Interviews</w:t>
       </w:r>
     </w:p>
@@ -1170,7 +1019,6 @@
     </w:p>
     <w:p>
       <w:r>
-        <w:lastRenderedPageBreak/>
         <w:t>Rapid-fire questions</w:t>
       </w:r>
     </w:p>
@@ -1232,78 +1080,6 @@
     <w:p>
       <w:r>
         <w:t>Architecture Whiteboard</w:t>
-      </w:r>
-    </w:p>
-    <w:p>
-      <w:r>
-        <w:pict w14:anchorId="6B3C0E0B">
-          <v:rect id="_x0000_i1037" style="width:0;height:1.5pt" o:hralign="center" o:hrstd="t" o:hr="t" fillcolor="#a0a0a0" stroked="f"/>
-        </w:pict>
-      </w:r>
-    </w:p>
-    <w:p>
-      <w:pPr>
-        <w:rPr>
-          <w:b/>
-          <w:bCs/>
-        </w:rPr>
-      </w:pPr>
-      <w:r>
-        <w:rPr>
-          <w:b/>
-          <w:bCs/>
-        </w:rPr>
-        <w:t>What I Recommend Next</w:t>
-      </w:r>
-    </w:p>
-    <w:p>
-      <w:r>
-        <w:t>Continue in this order:</w:t>
-      </w:r>
-    </w:p>
-    <w:p>
-      <w:r>
-        <w:t>Day 9</w:t>
-      </w:r>
-    </w:p>
-    <w:p>
-      <w:r>
-        <w:t>Graph RAG Deep Dive</w:t>
-      </w:r>
-    </w:p>
-    <w:p>
-      <w:r>
-        <w:t xml:space="preserve">      ↓</w:t>
-      </w:r>
-    </w:p>
-    <w:p>
-      <w:r>
-        <w:t>Day 10</w:t>
-      </w:r>
-    </w:p>
-    <w:p>
-      <w:r>
-        <w:t>System Design</w:t>
-      </w:r>
-    </w:p>
-    <w:p>
-      <w:r>
-        <w:t xml:space="preserve">      ↓</w:t>
-      </w:r>
-    </w:p>
-    <w:p>
-      <w:r>
-        <w:t>Day 11+</w:t>
-      </w:r>
-    </w:p>
-    <w:p>
-      <w:r>
-        <w:t>Implementation</w:t>
-      </w:r>
-    </w:p>
-    <w:p>
-      <w:r>
-        <w:t>Because Graph RAG and System Design are the two biggest gaps before senior-level interview readiness.</w:t>
       </w:r>
     </w:p>
     <w:p>
@@ -1339,90 +1115,130 @@
       </w:r>
     </w:p>
     <w:p>
+      <w:pPr>
+        <w:pStyle w:val="ListParagraph"/>
+        <w:numPr>
+          <w:ilvl w:val="0"/>
+          <w:numId w:val="33"/>
+        </w:numPr>
+      </w:pPr>
       <w:r>
         <w:t>John → Works In → HR</w:t>
       </w:r>
     </w:p>
-    <w:p/>
-    <w:p>
+    <w:p>
+      <w:pPr>
+        <w:pStyle w:val="ListParagraph"/>
+        <w:numPr>
+          <w:ilvl w:val="0"/>
+          <w:numId w:val="33"/>
+        </w:numPr>
+      </w:pPr>
       <w:r>
         <w:t>HR → Reports To → Sarah</w:t>
       </w:r>
     </w:p>
-    <w:p/>
-    <w:p>
-      <w:r>
+    <w:p>
+      <w:pPr>
+        <w:pStyle w:val="ListParagraph"/>
+        <w:numPr>
+          <w:ilvl w:val="0"/>
+          <w:numId w:val="33"/>
+        </w:numPr>
+      </w:pPr>
+      <w:r>
+        <w:t>Sarah → Manages → Leave Policies</w:t>
+      </w:r>
+    </w:p>
+    <w:p>
+      <w:r>
+        <w:t>Question:</w:t>
+      </w:r>
+    </w:p>
+    <w:p>
+      <w:r>
+        <w:t>Who manages the policies related to John's department?</w:t>
+      </w:r>
+    </w:p>
+    <w:p>
+      <w:r>
+        <w:t>To answer this, we follow multiple relationships:</w:t>
+      </w:r>
+    </w:p>
+    <w:p>
+      <w:pPr>
+        <w:ind w:left="1440"/>
+      </w:pPr>
+      <w:r>
+        <w:t>John</w:t>
+      </w:r>
+    </w:p>
+    <w:p>
+      <w:pPr>
+        <w:ind w:left="1440"/>
+      </w:pPr>
+      <w:r>
+        <w:t xml:space="preserve"> ↓</w:t>
+      </w:r>
+    </w:p>
+    <w:p>
+      <w:pPr>
+        <w:ind w:left="1440"/>
+      </w:pPr>
+      <w:r>
+        <w:t>HR</w:t>
+      </w:r>
+    </w:p>
+    <w:p>
+      <w:pPr>
+        <w:ind w:left="1440"/>
+      </w:pPr>
+      <w:r>
+        <w:t xml:space="preserve"> ↓</w:t>
+      </w:r>
+    </w:p>
+    <w:p>
+      <w:pPr>
+        <w:ind w:left="1440"/>
+      </w:pPr>
+      <w:r>
+        <w:t>Sarah</w:t>
+      </w:r>
+    </w:p>
+    <w:p>
+      <w:pPr>
+        <w:ind w:left="1440"/>
+      </w:pPr>
+      <w:r>
+        <w:t xml:space="preserve"> ↓</w:t>
+      </w:r>
+    </w:p>
+    <w:p>
+      <w:pPr>
+        <w:ind w:left="1440"/>
+      </w:pPr>
+      <w:r>
+        <w:t>Policies</w:t>
+      </w:r>
+    </w:p>
+    <w:p>
+      <w:r>
+        <w:t>This is called:</w:t>
+      </w:r>
+    </w:p>
+    <w:p>
+      <w:pPr>
+        <w:rPr>
+          <w:b/>
+          <w:bCs/>
+        </w:rPr>
+      </w:pPr>
+      <w:r>
+        <w:rPr>
+          <w:b/>
+          <w:bCs/>
+        </w:rPr>
         <w:lastRenderedPageBreak/>
-        <w:t>Sarah → Manages → Leave Policies</w:t>
-      </w:r>
-    </w:p>
-    <w:p>
-      <w:r>
-        <w:t>Question:</w:t>
-      </w:r>
-    </w:p>
-    <w:p>
-      <w:r>
-        <w:t>Who manages the policies related to John's department?</w:t>
-      </w:r>
-    </w:p>
-    <w:p>
-      <w:r>
-        <w:t>To answer this, we follow multiple relationships:</w:t>
-      </w:r>
-    </w:p>
-    <w:p>
-      <w:r>
-        <w:t>John</w:t>
-      </w:r>
-    </w:p>
-    <w:p>
-      <w:r>
-        <w:t xml:space="preserve"> ↓</w:t>
-      </w:r>
-    </w:p>
-    <w:p>
-      <w:r>
-        <w:t>HR</w:t>
-      </w:r>
-    </w:p>
-    <w:p>
-      <w:r>
-        <w:t xml:space="preserve"> ↓</w:t>
-      </w:r>
-    </w:p>
-    <w:p>
-      <w:r>
-        <w:t>Sarah</w:t>
-      </w:r>
-    </w:p>
-    <w:p>
-      <w:r>
-        <w:t xml:space="preserve"> ↓</w:t>
-      </w:r>
-    </w:p>
-    <w:p>
-      <w:r>
-        <w:t>Policies</w:t>
-      </w:r>
-    </w:p>
-    <w:p>
-      <w:r>
-        <w:t>This is called:</w:t>
-      </w:r>
-    </w:p>
-    <w:p>
-      <w:pPr>
-        <w:rPr>
-          <w:b/>
-          <w:bCs/>
-        </w:rPr>
-      </w:pPr>
-      <w:r>
-        <w:rPr>
-          <w:b/>
-          <w:bCs/>
-        </w:rPr>
         <w:t>A. Semantic Search</w:t>
       </w:r>
     </w:p>
@@ -1550,7 +1366,6 @@
     </w:p>
     <w:p>
       <w:r>
-        <w:lastRenderedPageBreak/>
         <w:t xml:space="preserve"> ↓ </w:t>
       </w:r>
       <w:proofErr w:type="spellStart"/>
@@ -1630,6 +1445,7 @@
     </w:p>
     <w:p>
       <w:r>
+        <w:lastRenderedPageBreak/>
         <w:t>John → HR → Sarah</w:t>
       </w:r>
     </w:p>
@@ -1724,7 +1540,6 @@
     </w:p>
     <w:p>
       <w:r>
-        <w:lastRenderedPageBreak/>
         <w:t>That's exactly where Graph RAG shines.</w:t>
       </w:r>
     </w:p>
@@ -1801,18 +1616,29 @@
       </w:r>
     </w:p>
     <w:p>
+      <w:pPr>
+        <w:ind w:left="720"/>
+      </w:pPr>
       <w:r>
         <w:t>John</w:t>
       </w:r>
     </w:p>
-    <w:p/>
-    <w:p>
+    <w:p>
+      <w:pPr>
+        <w:ind w:left="720"/>
+      </w:pPr>
       <w:r>
         <w:t>HR</w:t>
       </w:r>
     </w:p>
     <w:p>
-      <w:r>
+      <w:pPr>
+        <w:ind w:left="720"/>
+      </w:pPr>
+    </w:p>
+    <w:p>
+      <w:r>
+        <w:lastRenderedPageBreak/>
         <w:t>These become graph nodes.</w:t>
       </w:r>
     </w:p>
@@ -1839,12 +1665,17 @@
       </w:r>
     </w:p>
     <w:p>
+      <w:pPr>
+        <w:ind w:left="720"/>
+      </w:pPr>
       <w:r>
         <w:t>Sarah</w:t>
       </w:r>
     </w:p>
-    <w:p/>
-    <w:p>
+    <w:p>
+      <w:pPr>
+        <w:ind w:left="720"/>
+      </w:pPr>
       <w:r>
         <w:t>Leave Policies</w:t>
       </w:r>
@@ -1908,7 +1739,6 @@
     </w:p>
     <w:p>
       <w:r>
-        <w:lastRenderedPageBreak/>
         <w:t>HR</w:t>
       </w:r>
     </w:p>
@@ -1998,6 +1828,7 @@
     </w:p>
     <w:p>
       <w:r>
+        <w:lastRenderedPageBreak/>
         <w:t>HR</w:t>
       </w:r>
     </w:p>
@@ -2110,276 +1941,65 @@
     </w:p>
     <w:p>
       <w:r>
+        <w:t>Answer in Graph RAG format.</w:t>
+      </w:r>
+    </w:p>
+    <w:p>
+      <w:r>
+        <w:t>Example:</w:t>
+      </w:r>
+    </w:p>
+    <w:p>
+      <w:r>
+        <w:t>Entity:</w:t>
+      </w:r>
+    </w:p>
+    <w:p>
+      <w:r>
+        <w:t>A</w:t>
+      </w:r>
+    </w:p>
+    <w:p/>
+    <w:p>
+      <w:r>
+        <w:t>Entity:</w:t>
+      </w:r>
+    </w:p>
+    <w:p>
+      <w:r>
+        <w:t>B</w:t>
+      </w:r>
+    </w:p>
+    <w:p/>
+    <w:p>
+      <w:r>
+        <w:t>Relationship:</w:t>
+      </w:r>
+    </w:p>
+    <w:p>
+      <w:r>
+        <w:t>...</w:t>
+      </w:r>
+    </w:p>
+    <w:p>
+      <w:r>
+        <w:t>This is exactly the type of question interviewers use to test whether you understand how knowledge graphs are constructed.</w:t>
+      </w:r>
+    </w:p>
+    <w:p>
+      <w:r>
+        <w:t>Yes, but with an important caveat:</w:t>
+      </w:r>
+    </w:p>
+    <w:p>
+      <w:r>
         <w:lastRenderedPageBreak/>
-        <w:t>Answer in Graph RAG format.</w:t>
-      </w:r>
-    </w:p>
-    <w:p>
-      <w:r>
-        <w:t>Example:</w:t>
-      </w:r>
-    </w:p>
-    <w:p>
-      <w:r>
-        <w:t>Entity:</w:t>
-      </w:r>
-    </w:p>
-    <w:p>
-      <w:r>
-        <w:t>A</w:t>
-      </w:r>
-    </w:p>
-    <w:p/>
-    <w:p>
-      <w:r>
-        <w:t>Entity:</w:t>
-      </w:r>
-    </w:p>
-    <w:p>
-      <w:r>
-        <w:t>B</w:t>
-      </w:r>
-    </w:p>
-    <w:p/>
-    <w:p>
-      <w:r>
-        <w:t>Relationship:</w:t>
-      </w:r>
-    </w:p>
-    <w:p>
-      <w:r>
-        <w:t>...</w:t>
-      </w:r>
-    </w:p>
-    <w:p>
-      <w:r>
-        <w:t>This is exactly the type of question interviewers use to test whether you understand how knowledge graphs are constructed.</w:t>
-      </w:r>
-    </w:p>
-    <w:p>
-      <w:r>
-        <w:t>Yes, but with an important caveat:</w:t>
-      </w:r>
-    </w:p>
-    <w:p>
-      <w:r>
-        <w:rPr>
-          <w:b/>
-          <w:bCs/>
-        </w:rPr>
-        <w:t>Completing this syllabus will make you interview-ready on the theory and architecture side, but not automatically job-ready.</w:t>
-      </w:r>
-    </w:p>
-    <w:p>
-      <w:r>
-        <w:t xml:space="preserve">To become a strong </w:t>
-      </w:r>
-      <w:r>
-        <w:rPr>
-          <w:b/>
-          <w:bCs/>
-        </w:rPr>
-        <w:t>GenAI Engineer / Agentic AI Engineer / AI Engineer</w:t>
-      </w:r>
-      <w:r>
-        <w:t>, you need three pillars:</w:t>
-      </w:r>
-    </w:p>
-    <w:p>
-      <w:r>
-        <w:t xml:space="preserve">1. Theory &amp; Architecture   </w:t>
-      </w:r>
-      <w:r>
-        <w:rPr>
-          <w:rFonts w:ascii="Segoe UI Emoji" w:hAnsi="Segoe UI Emoji" w:cs="Segoe UI Emoji"/>
-        </w:rPr>
-        <w:t>✅</w:t>
-      </w:r>
-      <w:r>
-        <w:t xml:space="preserve"> (what we're doing now)</w:t>
-      </w:r>
-    </w:p>
-    <w:p>
-      <w:r>
-        <w:t xml:space="preserve">2. Implementation Skills   </w:t>
-      </w:r>
-      <w:r>
-        <w:rPr>
-          <w:rFonts w:ascii="Segoe UI Emoji" w:hAnsi="Segoe UI Emoji" w:cs="Segoe UI Emoji"/>
-        </w:rPr>
-        <w:t>⚠️</w:t>
-      </w:r>
-    </w:p>
-    <w:p>
-      <w:r>
-        <w:t xml:space="preserve">3. Real Projects           </w:t>
-      </w:r>
-      <w:r>
-        <w:rPr>
-          <w:rFonts w:ascii="Segoe UI Emoji" w:hAnsi="Segoe UI Emoji" w:cs="Segoe UI Emoji"/>
-        </w:rPr>
-        <w:t>⚠️</w:t>
-      </w:r>
-    </w:p>
-    <w:p>
-      <w:r>
         <w:pict w14:anchorId="16FFCB8B">
           <v:rect id="_x0000_i1050" style="width:0;height:1.5pt" o:hralign="center" o:hrstd="t" o:hr="t" fillcolor="#a0a0a0" stroked="f"/>
         </w:pict>
       </w:r>
     </w:p>
-    <w:p>
-      <w:pPr>
-        <w:rPr>
-          <w:b/>
-          <w:bCs/>
-        </w:rPr>
-      </w:pPr>
-      <w:r>
-        <w:rPr>
-          <w:b/>
-          <w:bCs/>
-        </w:rPr>
-        <w:t>Where You Would Stand After This Curriculum</w:t>
-      </w:r>
-    </w:p>
-    <w:p>
-      <w:pPr>
-        <w:rPr>
-          <w:b/>
-          <w:bCs/>
-        </w:rPr>
-      </w:pPr>
-      <w:r>
-        <w:rPr>
-          <w:b/>
-          <w:bCs/>
-        </w:rPr>
-        <w:t>GenAI Engineer</w:t>
-      </w:r>
-    </w:p>
-    <w:p>
-      <w:r>
-        <w:t>After completing:</w:t>
-      </w:r>
-    </w:p>
-    <w:p>
-      <w:pPr>
-        <w:numPr>
-          <w:ilvl w:val="0"/>
-          <w:numId w:val="4"/>
-        </w:numPr>
-      </w:pPr>
-      <w:r>
-        <w:t>RAG</w:t>
-      </w:r>
-    </w:p>
-    <w:p>
-      <w:pPr>
-        <w:numPr>
-          <w:ilvl w:val="0"/>
-          <w:numId w:val="4"/>
-        </w:numPr>
-      </w:pPr>
-      <w:r>
-        <w:t>Agentic AI</w:t>
-      </w:r>
-    </w:p>
-    <w:p>
-      <w:pPr>
-        <w:numPr>
-          <w:ilvl w:val="0"/>
-          <w:numId w:val="4"/>
-        </w:numPr>
-      </w:pPr>
-      <w:r>
-        <w:t>Graph RAG</w:t>
-      </w:r>
-    </w:p>
-    <w:p>
-      <w:pPr>
-        <w:numPr>
-          <w:ilvl w:val="0"/>
-          <w:numId w:val="4"/>
-        </w:numPr>
-      </w:pPr>
-      <w:r>
-        <w:t>Evaluation</w:t>
-      </w:r>
-    </w:p>
-    <w:p>
-      <w:pPr>
-        <w:numPr>
-          <w:ilvl w:val="0"/>
-          <w:numId w:val="4"/>
-        </w:numPr>
-      </w:pPr>
-      <w:r>
-        <w:t>Production Systems</w:t>
-      </w:r>
-    </w:p>
-    <w:p>
-      <w:pPr>
-        <w:numPr>
-          <w:ilvl w:val="0"/>
-          <w:numId w:val="4"/>
-        </w:numPr>
-      </w:pPr>
-      <w:r>
-        <w:lastRenderedPageBreak/>
-        <w:t>Projects</w:t>
-      </w:r>
-    </w:p>
-    <w:p>
-      <w:r>
-        <w:t>You would be at:</w:t>
-      </w:r>
-    </w:p>
-    <w:p>
-      <w:r>
-        <w:t xml:space="preserve">Junior GenAI Engineer      </w:t>
-      </w:r>
-      <w:r>
-        <w:rPr>
-          <w:rFonts w:ascii="Segoe UI Emoji" w:hAnsi="Segoe UI Emoji" w:cs="Segoe UI Emoji"/>
-        </w:rPr>
-        <w:t>✅</w:t>
-      </w:r>
-    </w:p>
-    <w:p>
-      <w:r>
-        <w:t xml:space="preserve">Mid-Level GenAI Engineer   </w:t>
-      </w:r>
-      <w:r>
-        <w:rPr>
-          <w:rFonts w:ascii="Segoe UI Emoji" w:hAnsi="Segoe UI Emoji" w:cs="Segoe UI Emoji"/>
-        </w:rPr>
-        <w:t>✅</w:t>
-      </w:r>
-    </w:p>
-    <w:p>
-      <w:r>
-        <w:t xml:space="preserve">Senior GenAI Engineer      </w:t>
-      </w:r>
-      <w:r>
-        <w:rPr>
-          <w:rFonts w:ascii="Segoe UI Emoji" w:hAnsi="Segoe UI Emoji" w:cs="Segoe UI Emoji"/>
-        </w:rPr>
-        <w:t>⚠️</w:t>
-      </w:r>
-    </w:p>
-    <w:p>
-      <w:r>
-        <w:t>Senior requires production experience.</w:t>
-      </w:r>
-    </w:p>
-    <w:p>
-      <w:r>
-        <w:pict w14:anchorId="6E3057C1">
-          <v:rect id="_x0000_i1051" style="width:0;height:1.5pt" o:hralign="center" o:hrstd="t" o:hr="t" fillcolor="#a0a0a0" stroked="f"/>
-        </w:pict>
-      </w:r>
-    </w:p>
+    <w:p/>
     <w:p>
       <w:pPr>
         <w:rPr>
@@ -2587,7 +2207,6 @@
     </w:p>
     <w:p>
       <w:r>
-        <w:lastRenderedPageBreak/>
         <w:t>For this path, our curriculum is highly relevant.</w:t>
       </w:r>
     </w:p>
@@ -2637,6 +2256,7 @@
         </w:numPr>
       </w:pPr>
       <w:r>
+        <w:lastRenderedPageBreak/>
         <w:t>Deep Learning</w:t>
       </w:r>
     </w:p>
@@ -2857,7 +2477,6 @@
       </w:pPr>
       <w:proofErr w:type="spellStart"/>
       <w:r>
-        <w:lastRenderedPageBreak/>
         <w:t>QLoRA</w:t>
       </w:r>
       <w:proofErr w:type="spellEnd"/>
@@ -2902,6 +2521,7 @@
           <w:b/>
           <w:bCs/>
         </w:rPr>
+        <w:lastRenderedPageBreak/>
         <w:t>3. LLM Internals</w:t>
       </w:r>
     </w:p>
@@ -3134,56 +2754,56 @@
         </w:numPr>
       </w:pPr>
       <w:r>
+        <w:t>Amazon Web Services</w:t>
+      </w:r>
+    </w:p>
+    <w:p>
+      <w:pPr>
+        <w:numPr>
+          <w:ilvl w:val="0"/>
+          <w:numId w:val="12"/>
+        </w:numPr>
+      </w:pPr>
+      <w:r>
+        <w:t>Microsoft Azure</w:t>
+      </w:r>
+    </w:p>
+    <w:p>
+      <w:pPr>
+        <w:numPr>
+          <w:ilvl w:val="0"/>
+          <w:numId w:val="12"/>
+        </w:numPr>
+      </w:pPr>
+      <w:r>
+        <w:t>Google Cloud</w:t>
+      </w:r>
+    </w:p>
+    <w:p>
+      <w:r>
+        <w:t>Learn:</w:t>
+      </w:r>
+    </w:p>
+    <w:p>
+      <w:pPr>
+        <w:numPr>
+          <w:ilvl w:val="0"/>
+          <w:numId w:val="13"/>
+        </w:numPr>
+      </w:pPr>
+      <w:r>
+        <w:t>Vector DB deployment</w:t>
+      </w:r>
+    </w:p>
+    <w:p>
+      <w:pPr>
+        <w:numPr>
+          <w:ilvl w:val="0"/>
+          <w:numId w:val="13"/>
+        </w:numPr>
+      </w:pPr>
+      <w:r>
         <w:lastRenderedPageBreak/>
-        <w:t>Amazon Web Services</w:t>
-      </w:r>
-    </w:p>
-    <w:p>
-      <w:pPr>
-        <w:numPr>
-          <w:ilvl w:val="0"/>
-          <w:numId w:val="12"/>
-        </w:numPr>
-      </w:pPr>
-      <w:r>
-        <w:t>Microsoft Azure</w:t>
-      </w:r>
-    </w:p>
-    <w:p>
-      <w:pPr>
-        <w:numPr>
-          <w:ilvl w:val="0"/>
-          <w:numId w:val="12"/>
-        </w:numPr>
-      </w:pPr>
-      <w:r>
-        <w:t>Google Cloud</w:t>
-      </w:r>
-    </w:p>
-    <w:p>
-      <w:r>
-        <w:t>Learn:</w:t>
-      </w:r>
-    </w:p>
-    <w:p>
-      <w:pPr>
-        <w:numPr>
-          <w:ilvl w:val="0"/>
-          <w:numId w:val="13"/>
-        </w:numPr>
-      </w:pPr>
-      <w:r>
-        <w:t>Vector DB deployment</w:t>
-      </w:r>
-    </w:p>
-    <w:p>
-      <w:pPr>
-        <w:numPr>
-          <w:ilvl w:val="0"/>
-          <w:numId w:val="13"/>
-        </w:numPr>
-      </w:pPr>
-      <w:r>
         <w:t>LLM deployment</w:t>
       </w:r>
     </w:p>
@@ -3378,672 +2998,248 @@
           <w:b/>
           <w:bCs/>
         </w:rPr>
-        <w:t>My Suggested Roadmap After This Course</w:t>
+        <w:t>What Gets People Hired in 2026</w:t>
+      </w:r>
+    </w:p>
+    <w:p>
+      <w:r>
+        <w:t>From what I've seen, the strongest candidates can do all of these:</w:t>
+      </w:r>
+    </w:p>
+    <w:p>
+      <w:pPr>
+        <w:rPr>
+          <w:b/>
+          <w:bCs/>
+        </w:rPr>
+      </w:pPr>
+      <w:r>
+        <w:rPr>
+          <w:b/>
+          <w:bCs/>
+        </w:rPr>
+        <w:t>Explain</w:t>
+      </w:r>
+    </w:p>
+    <w:p>
+      <w:r>
+        <w:t>RAG</w:t>
+      </w:r>
+    </w:p>
+    <w:p>
+      <w:r>
+        <w:t>Agentic AI</w:t>
+      </w:r>
+    </w:p>
+    <w:p>
+      <w:r>
+        <w:t>Graph RAG</w:t>
       </w:r>
     </w:p>
     <w:p>
       <w:r>
         <w:lastRenderedPageBreak/>
-        <w:t xml:space="preserve">RAG Fundamentals          </w:t>
-      </w:r>
-      <w:r>
-        <w:rPr>
-          <w:rFonts w:ascii="Segoe UI Emoji" w:hAnsi="Segoe UI Emoji" w:cs="Segoe UI Emoji"/>
-        </w:rPr>
-        <w:t>✅</w:t>
-      </w:r>
-    </w:p>
-    <w:p>
-      <w:r>
-        <w:t xml:space="preserve">Advanced Retrieval        </w:t>
-      </w:r>
-      <w:r>
-        <w:rPr>
-          <w:rFonts w:ascii="Segoe UI Emoji" w:hAnsi="Segoe UI Emoji" w:cs="Segoe UI Emoji"/>
-        </w:rPr>
-        <w:t>✅</w:t>
-      </w:r>
-    </w:p>
-    <w:p>
-      <w:r>
-        <w:t xml:space="preserve">Production RAG            </w:t>
-      </w:r>
-      <w:r>
-        <w:rPr>
-          <w:rFonts w:ascii="Segoe UI Emoji" w:hAnsi="Segoe UI Emoji" w:cs="Segoe UI Emoji"/>
-        </w:rPr>
-        <w:t>✅</w:t>
-      </w:r>
-    </w:p>
-    <w:p>
-      <w:r>
-        <w:t xml:space="preserve">Evaluation                </w:t>
-      </w:r>
-      <w:r>
-        <w:rPr>
-          <w:rFonts w:ascii="Segoe UI Emoji" w:hAnsi="Segoe UI Emoji" w:cs="Segoe UI Emoji"/>
-        </w:rPr>
-        <w:t>✅</w:t>
-      </w:r>
-    </w:p>
-    <w:p>
-      <w:r>
-        <w:t xml:space="preserve">Agents                    </w:t>
-      </w:r>
-      <w:r>
-        <w:rPr>
-          <w:rFonts w:ascii="Segoe UI Emoji" w:hAnsi="Segoe UI Emoji" w:cs="Segoe UI Emoji"/>
-        </w:rPr>
-        <w:t>✅</w:t>
-      </w:r>
-    </w:p>
-    <w:p>
-      <w:r>
-        <w:t xml:space="preserve">Graph RAG                 </w:t>
-      </w:r>
-      <w:r>
-        <w:rPr>
-          <w:rFonts w:ascii="Segoe UI Emoji" w:hAnsi="Segoe UI Emoji" w:cs="Segoe UI Emoji"/>
-        </w:rPr>
-        <w:t>⏳</w:t>
-      </w:r>
-    </w:p>
-    <w:p>
-      <w:r>
-        <w:t xml:space="preserve">System Design             </w:t>
-      </w:r>
-      <w:r>
-        <w:rPr>
-          <w:rFonts w:ascii="Segoe UI Emoji" w:hAnsi="Segoe UI Emoji" w:cs="Segoe UI Emoji"/>
-        </w:rPr>
-        <w:t>⏳</w:t>
-      </w:r>
-    </w:p>
-    <w:p>
-      <w:r>
-        <w:t xml:space="preserve">Projects                  </w:t>
-      </w:r>
-      <w:r>
-        <w:rPr>
-          <w:rFonts w:ascii="Segoe UI Emoji" w:hAnsi="Segoe UI Emoji" w:cs="Segoe UI Emoji"/>
-        </w:rPr>
-        <w:t>⏳</w:t>
-      </w:r>
-    </w:p>
-    <w:p>
-      <w:r>
-        <w:t xml:space="preserve">Mock Interviews           </w:t>
-      </w:r>
-      <w:r>
-        <w:rPr>
-          <w:rFonts w:ascii="Segoe UI Emoji" w:hAnsi="Segoe UI Emoji" w:cs="Segoe UI Emoji"/>
-        </w:rPr>
-        <w:t>⏳</w:t>
-      </w:r>
-    </w:p>
-    <w:p>
-      <w:r>
-        <w:t>--------------------------------</w:t>
-      </w:r>
-    </w:p>
-    <w:p>
-      <w:r>
-        <w:t>Advanced Prompting</w:t>
-      </w:r>
-    </w:p>
-    <w:p>
-      <w:r>
-        <w:t>Fine-Tuning</w:t>
-      </w:r>
-    </w:p>
-    <w:p>
-      <w:r>
-        <w:t>LLM Internals</w:t>
+        <w:t>Evaluation</w:t>
+      </w:r>
+    </w:p>
+    <w:p>
+      <w:pPr>
+        <w:rPr>
+          <w:b/>
+          <w:bCs/>
+        </w:rPr>
+      </w:pPr>
+      <w:r>
+        <w:rPr>
+          <w:b/>
+          <w:bCs/>
+        </w:rPr>
+        <w:t>Build</w:t>
+      </w:r>
+    </w:p>
+    <w:p>
+      <w:r>
+        <w:t>PDF Chatbot</w:t>
+      </w:r>
+    </w:p>
+    <w:p>
+      <w:r>
+        <w:t>Enterprise RAG</w:t>
+      </w:r>
+    </w:p>
+    <w:p>
+      <w:r>
+        <w:t>Agent System</w:t>
+      </w:r>
+    </w:p>
+    <w:p>
+      <w:pPr>
+        <w:rPr>
+          <w:b/>
+          <w:bCs/>
+        </w:rPr>
+      </w:pPr>
+      <w:r>
+        <w:rPr>
+          <w:b/>
+          <w:bCs/>
+        </w:rPr>
+        <w:t>Deploy</w:t>
       </w:r>
     </w:p>
     <w:p>
       <w:proofErr w:type="spellStart"/>
       <w:r>
-        <w:t>MLOps</w:t>
+        <w:t>FastAPI</w:t>
       </w:r>
       <w:proofErr w:type="spellEnd"/>
     </w:p>
     <w:p>
       <w:r>
+        <w:t>Docker</w:t>
+      </w:r>
+    </w:p>
+    <w:p>
+      <w:r>
         <w:t>Cloud</w:t>
       </w:r>
     </w:p>
     <w:p>
-      <w:r>
-        <w:t>Deployment</w:t>
-      </w:r>
-    </w:p>
-    <w:p>
-      <w:r>
-        <w:pict w14:anchorId="1602C05C">
-          <v:rect id="_x0000_i1062" style="width:0;height:1.5pt" o:hralign="center" o:hrstd="t" o:hr="t" fillcolor="#a0a0a0" stroked="f"/>
-        </w:pict>
-      </w:r>
-    </w:p>
-    <w:p>
-      <w:pPr>
-        <w:rPr>
-          <w:b/>
-          <w:bCs/>
-        </w:rPr>
-      </w:pPr>
-      <w:r>
-        <w:rPr>
-          <w:b/>
-          <w:bCs/>
-        </w:rPr>
-        <w:t>What Gets People Hired in 2026</w:t>
-      </w:r>
-    </w:p>
-    <w:p>
-      <w:r>
-        <w:t>From what I've seen, the strongest candidates can do all of these:</w:t>
-      </w:r>
-    </w:p>
-    <w:p>
-      <w:pPr>
-        <w:rPr>
-          <w:b/>
-          <w:bCs/>
-        </w:rPr>
-      </w:pPr>
-      <w:r>
-        <w:rPr>
-          <w:b/>
-          <w:bCs/>
-        </w:rPr>
-        <w:t>Explain</w:t>
-      </w:r>
-    </w:p>
-    <w:p>
-      <w:r>
-        <w:t>RAG</w:t>
-      </w:r>
-    </w:p>
-    <w:p>
-      <w:r>
-        <w:t>Agentic AI</w:t>
-      </w:r>
-    </w:p>
-    <w:p>
-      <w:r>
-        <w:t>Graph RAG</w:t>
-      </w:r>
-    </w:p>
-    <w:p>
-      <w:r>
-        <w:t>Evaluation</w:t>
-      </w:r>
-    </w:p>
-    <w:p>
-      <w:pPr>
-        <w:rPr>
-          <w:b/>
-          <w:bCs/>
-        </w:rPr>
-      </w:pPr>
-      <w:r>
-        <w:rPr>
-          <w:b/>
-          <w:bCs/>
-        </w:rPr>
-        <w:t>Build</w:t>
-      </w:r>
-    </w:p>
-    <w:p>
-      <w:r>
-        <w:t>PDF Chatbot</w:t>
-      </w:r>
-    </w:p>
-    <w:p>
-      <w:r>
-        <w:t>Enterprise RAG</w:t>
-      </w:r>
-    </w:p>
-    <w:p>
-      <w:r>
-        <w:lastRenderedPageBreak/>
-        <w:t>Agent System</w:t>
-      </w:r>
-    </w:p>
-    <w:p>
-      <w:pPr>
-        <w:rPr>
-          <w:b/>
-          <w:bCs/>
-        </w:rPr>
-      </w:pPr>
-      <w:r>
-        <w:rPr>
-          <w:b/>
-          <w:bCs/>
-        </w:rPr>
-        <w:t>Deploy</w:t>
-      </w:r>
-    </w:p>
-    <w:p>
+      <w:pPr>
+        <w:rPr>
+          <w:b/>
+          <w:bCs/>
+        </w:rPr>
+      </w:pPr>
+      <w:r>
+        <w:rPr>
+          <w:b/>
+          <w:bCs/>
+        </w:rPr>
+        <w:t>Debug</w:t>
+      </w:r>
+    </w:p>
+    <w:p>
+      <w:r>
+        <w:t>Retrieval failures</w:t>
+      </w:r>
+    </w:p>
+    <w:p>
+      <w:r>
+        <w:t>Hallucinations</w:t>
+      </w:r>
+    </w:p>
+    <w:p>
+      <w:r>
+        <w:t>Agent failures</w:t>
+      </w:r>
+    </w:p>
+    <w:p/>
+    <w:p>
+      <w:pPr>
+        <w:rPr>
+          <w:b/>
+          <w:bCs/>
+        </w:rPr>
+      </w:pPr>
+      <w:r>
+        <w:rPr>
+          <w:b/>
+          <w:bCs/>
+        </w:rPr>
+        <w:t>What We'll Build You Into</w:t>
+      </w:r>
+    </w:p>
+    <w:p>
+      <w:r>
+        <w:t>By the end, you should be able to confidently discuss:</w:t>
+      </w:r>
+    </w:p>
+    <w:p>
+      <w:pPr>
+        <w:rPr>
+          <w:b/>
+          <w:bCs/>
+        </w:rPr>
+      </w:pPr>
+      <w:r>
+        <w:rPr>
+          <w:b/>
+          <w:bCs/>
+        </w:rPr>
+        <w:t>LLMs</w:t>
+      </w:r>
+    </w:p>
+    <w:p>
+      <w:pPr>
+        <w:numPr>
+          <w:ilvl w:val="0"/>
+          <w:numId w:val="14"/>
+        </w:numPr>
+      </w:pPr>
+      <w:r>
+        <w:t>Transformers</w:t>
+      </w:r>
+    </w:p>
+    <w:p>
+      <w:pPr>
+        <w:numPr>
+          <w:ilvl w:val="0"/>
+          <w:numId w:val="14"/>
+        </w:numPr>
+      </w:pPr>
+      <w:r>
+        <w:t>Attention</w:t>
+      </w:r>
+    </w:p>
+    <w:p>
+      <w:pPr>
+        <w:numPr>
+          <w:ilvl w:val="0"/>
+          <w:numId w:val="14"/>
+        </w:numPr>
+      </w:pPr>
+      <w:r>
+        <w:t>Context Windows</w:t>
+      </w:r>
+    </w:p>
+    <w:p>
+      <w:pPr>
+        <w:numPr>
+          <w:ilvl w:val="0"/>
+          <w:numId w:val="14"/>
+        </w:numPr>
+      </w:pPr>
+      <w:r>
+        <w:t>KV Cache</w:t>
+      </w:r>
+    </w:p>
+    <w:p>
+      <w:pPr>
+        <w:numPr>
+          <w:ilvl w:val="0"/>
+          <w:numId w:val="14"/>
+        </w:numPr>
+      </w:pPr>
+      <w:r>
+        <w:t>Quantization</w:t>
+      </w:r>
+    </w:p>
+    <w:p>
+      <w:pPr>
+        <w:numPr>
+          <w:ilvl w:val="0"/>
+          <w:numId w:val="14"/>
+        </w:numPr>
+      </w:pPr>
       <w:proofErr w:type="spellStart"/>
       <w:r>
-        <w:t>FastAPI</w:t>
+        <w:t>MoE</w:t>
       </w:r>
       <w:proofErr w:type="spellEnd"/>
     </w:p>
     <w:p>
       <w:r>
-        <w:t>Docker</w:t>
-      </w:r>
-    </w:p>
-    <w:p>
-      <w:r>
-        <w:t>Cloud</w:t>
-      </w:r>
-    </w:p>
-    <w:p>
-      <w:pPr>
-        <w:rPr>
-          <w:b/>
-          <w:bCs/>
-        </w:rPr>
-      </w:pPr>
-      <w:r>
-        <w:rPr>
-          <w:b/>
-          <w:bCs/>
-        </w:rPr>
-        <w:t>Debug</w:t>
-      </w:r>
-    </w:p>
-    <w:p>
-      <w:r>
-        <w:t>Retrieval failures</w:t>
-      </w:r>
-    </w:p>
-    <w:p>
-      <w:r>
-        <w:t>Hallucinations</w:t>
-      </w:r>
-    </w:p>
-    <w:p>
-      <w:r>
-        <w:t>Agent failures</w:t>
-      </w:r>
-    </w:p>
-    <w:p>
-      <w:r>
-        <w:pict w14:anchorId="029A54BB">
-          <v:rect id="_x0000_i1063" style="width:0;height:1.5pt" o:hralign="center" o:hrstd="t" o:hr="t" fillcolor="#a0a0a0" stroked="f"/>
-        </w:pict>
-      </w:r>
-    </w:p>
-    <w:p>
-      <w:pPr>
-        <w:rPr>
-          <w:b/>
-          <w:bCs/>
-        </w:rPr>
-      </w:pPr>
-      <w:r>
-        <w:rPr>
-          <w:b/>
-          <w:bCs/>
-        </w:rPr>
-        <w:t>My Assessment of You</w:t>
-      </w:r>
-    </w:p>
-    <w:p>
-      <w:r>
-        <w:t>Based on our conversation:</w:t>
-      </w:r>
-    </w:p>
-    <w:p>
-      <w:pPr>
-        <w:rPr>
-          <w:b/>
-          <w:bCs/>
-        </w:rPr>
-      </w:pPr>
-      <w:r>
-        <w:rPr>
-          <w:b/>
-          <w:bCs/>
-        </w:rPr>
-        <w:t>Understanding Concepts</w:t>
-      </w:r>
-    </w:p>
-    <w:p>
-      <w:r>
-        <w:t>8.5/10</w:t>
-      </w:r>
-    </w:p>
-    <w:p>
-      <w:pPr>
-        <w:rPr>
-          <w:b/>
-          <w:bCs/>
-        </w:rPr>
-      </w:pPr>
-      <w:r>
-        <w:rPr>
-          <w:b/>
-          <w:bCs/>
-        </w:rPr>
-        <w:t>Interview Theory</w:t>
-      </w:r>
-    </w:p>
-    <w:p>
-      <w:r>
-        <w:t>8/10</w:t>
-      </w:r>
-    </w:p>
-    <w:p>
-      <w:pPr>
-        <w:rPr>
-          <w:b/>
-          <w:bCs/>
-        </w:rPr>
-      </w:pPr>
-      <w:r>
-        <w:rPr>
-          <w:b/>
-          <w:bCs/>
-        </w:rPr>
-        <w:t>Production Architecture</w:t>
-      </w:r>
-    </w:p>
-    <w:p>
-      <w:r>
-        <w:t>7/10</w:t>
-      </w:r>
-    </w:p>
-    <w:p>
-      <w:pPr>
-        <w:rPr>
-          <w:b/>
-          <w:bCs/>
-        </w:rPr>
-      </w:pPr>
-      <w:r>
-        <w:rPr>
-          <w:b/>
-          <w:bCs/>
-        </w:rPr>
-        <w:t>Coding &amp; Implementation</w:t>
-      </w:r>
-    </w:p>
-    <w:p>
-      <w:r>
-        <w:t>Unknown (not started yet)</w:t>
-      </w:r>
-    </w:p>
-    <w:p>
-      <w:r>
-        <w:t xml:space="preserve">The biggest risk right now is </w:t>
-      </w:r>
-      <w:r>
-        <w:rPr>
-          <w:b/>
-          <w:bCs/>
-        </w:rPr>
-        <w:t>knowing the concepts but not being able to implement them</w:t>
-      </w:r>
-      <w:r>
-        <w:t>.</w:t>
-      </w:r>
-    </w:p>
-    <w:p>
-      <w:proofErr w:type="gramStart"/>
-      <w:r>
-        <w:t>So</w:t>
-      </w:r>
-      <w:proofErr w:type="gramEnd"/>
-      <w:r>
-        <w:t xml:space="preserve"> after we finish:</w:t>
-      </w:r>
-    </w:p>
-    <w:p>
-      <w:r>
-        <w:t>Graph RAG</w:t>
-      </w:r>
-    </w:p>
-    <w:p>
-      <w:r>
-        <w:t>↓</w:t>
-      </w:r>
-    </w:p>
-    <w:p>
-      <w:r>
-        <w:t>System Design</w:t>
-      </w:r>
-    </w:p>
-    <w:p>
-      <w:r>
-        <w:t>↓</w:t>
-      </w:r>
-    </w:p>
-    <w:p>
-      <w:r>
-        <w:t>Projects</w:t>
-      </w:r>
-    </w:p>
-    <w:p>
-      <w:r>
-        <w:t>I would strongly focus on building 3–4 production-style projects.</w:t>
-      </w:r>
-    </w:p>
-    <w:p>
-      <w:r>
-        <w:lastRenderedPageBreak/>
-        <w:t>That combination (theory + projects + mock interviews) is what will make you competitive for GenAI Engineer and Agentic AI Engineer roles.</w:t>
-      </w:r>
-    </w:p>
-    <w:p>
-      <w:r>
-        <w:t xml:space="preserve">That's a strong goal, and yes—I can guide you through a structured path to reach </w:t>
-      </w:r>
-      <w:r>
-        <w:rPr>
-          <w:b/>
-          <w:bCs/>
-        </w:rPr>
-        <w:t>Senior GenAI Engineer / Senior Agentic AI Engineer / Senior Modern AI Engineer</w:t>
-      </w:r>
-      <w:r>
-        <w:t xml:space="preserve"> level.</w:t>
-      </w:r>
-    </w:p>
-    <w:p>
-      <w:r>
-        <w:t>However, I want to set expectations correctly:</w:t>
-      </w:r>
-    </w:p>
-    <w:p>
-      <w:r>
-        <w:t>Knowledge</w:t>
-      </w:r>
-    </w:p>
-    <w:p>
-      <w:r>
-        <w:t>≠</w:t>
-      </w:r>
-    </w:p>
-    <w:p>
-      <w:r>
-        <w:t>Senior Engineer</w:t>
-      </w:r>
-    </w:p>
-    <w:p>
-      <w:r>
-        <w:t>A senior engineer combines:</w:t>
-      </w:r>
-    </w:p>
-    <w:p>
-      <w:r>
-        <w:t>Theory</w:t>
-      </w:r>
-    </w:p>
-    <w:p>
-      <w:r>
-        <w:t>+</w:t>
-      </w:r>
-    </w:p>
-    <w:p>
-      <w:r>
-        <w:t>Implementation</w:t>
-      </w:r>
-    </w:p>
-    <w:p>
-      <w:r>
-        <w:t>+</w:t>
-      </w:r>
-    </w:p>
-    <w:p>
-      <w:r>
-        <w:t>Production Experience</w:t>
-      </w:r>
-    </w:p>
-    <w:p>
-      <w:r>
-        <w:t>+</w:t>
-      </w:r>
-    </w:p>
-    <w:p>
-      <w:r>
-        <w:t>System Design</w:t>
-      </w:r>
-    </w:p>
-    <w:p>
-      <w:r>
-        <w:t>+</w:t>
-      </w:r>
-    </w:p>
-    <w:p>
-      <w:r>
-        <w:t>Debugging</w:t>
-      </w:r>
-    </w:p>
-    <w:p>
-      <w:r>
-        <w:t>I can help you build the first three and simulate much of the fourth.</w:t>
-      </w:r>
-    </w:p>
-    <w:p>
-      <w:r>
-        <w:pict w14:anchorId="75B1431A">
-          <v:rect id="_x0000_i1064" style="width:0;height:1.5pt" o:hralign="center" o:hrstd="t" o:hr="t" fillcolor="#a0a0a0" stroked="f"/>
-        </w:pict>
-      </w:r>
-    </w:p>
-    <w:p>
-      <w:pPr>
-        <w:rPr>
-          <w:b/>
-          <w:bCs/>
-        </w:rPr>
-      </w:pPr>
-      <w:r>
-        <w:rPr>
-          <w:b/>
-          <w:bCs/>
-        </w:rPr>
-        <w:t>What We'll Build You Into</w:t>
-      </w:r>
-    </w:p>
-    <w:p>
-      <w:r>
-        <w:t>By the end, you should be able to confidently discuss:</w:t>
-      </w:r>
-    </w:p>
-    <w:p>
-      <w:pPr>
-        <w:rPr>
-          <w:b/>
-          <w:bCs/>
-        </w:rPr>
-      </w:pPr>
-      <w:r>
-        <w:rPr>
-          <w:b/>
-          <w:bCs/>
-        </w:rPr>
-        <w:t>LLMs</w:t>
-      </w:r>
-    </w:p>
-    <w:p>
-      <w:pPr>
-        <w:numPr>
-          <w:ilvl w:val="0"/>
-          <w:numId w:val="14"/>
-        </w:numPr>
-      </w:pPr>
-      <w:r>
-        <w:t>Transformers</w:t>
-      </w:r>
-    </w:p>
-    <w:p>
-      <w:pPr>
-        <w:numPr>
-          <w:ilvl w:val="0"/>
-          <w:numId w:val="14"/>
-        </w:numPr>
-      </w:pPr>
-      <w:r>
-        <w:t>Attention</w:t>
-      </w:r>
-    </w:p>
-    <w:p>
-      <w:pPr>
-        <w:numPr>
-          <w:ilvl w:val="0"/>
-          <w:numId w:val="14"/>
-        </w:numPr>
-      </w:pPr>
-      <w:r>
-        <w:t>Context Windows</w:t>
-      </w:r>
-    </w:p>
-    <w:p>
-      <w:pPr>
-        <w:numPr>
-          <w:ilvl w:val="0"/>
-          <w:numId w:val="14"/>
-        </w:numPr>
-      </w:pPr>
-      <w:r>
-        <w:t>KV Cache</w:t>
-      </w:r>
-    </w:p>
-    <w:p>
-      <w:pPr>
-        <w:numPr>
-          <w:ilvl w:val="0"/>
-          <w:numId w:val="14"/>
-        </w:numPr>
-      </w:pPr>
-      <w:r>
-        <w:t>Quantization</w:t>
-      </w:r>
-    </w:p>
-    <w:p>
-      <w:pPr>
-        <w:numPr>
-          <w:ilvl w:val="0"/>
-          <w:numId w:val="14"/>
-        </w:numPr>
-      </w:pPr>
-      <w:proofErr w:type="spellStart"/>
-      <w:r>
-        <w:t>MoE</w:t>
-      </w:r>
-      <w:proofErr w:type="spellEnd"/>
-    </w:p>
-    <w:p>
-      <w:r>
-        <w:lastRenderedPageBreak/>
         <w:pict w14:anchorId="2C682CFE">
           <v:rect id="_x0000_i1065" style="width:0;height:1.5pt" o:hralign="center" o:hrstd="t" o:hr="t" fillcolor="#a0a0a0" stroked="f"/>
         </w:pict>
@@ -4107,6 +3303,7 @@
         </w:numPr>
       </w:pPr>
       <w:r>
+        <w:lastRenderedPageBreak/>
         <w:t>Parent-Child Retrieval</w:t>
       </w:r>
     </w:p>
@@ -4369,7 +3566,6 @@
       </w:pPr>
       <w:proofErr w:type="spellStart"/>
       <w:r>
-        <w:lastRenderedPageBreak/>
         <w:t>Groundedness</w:t>
       </w:r>
       <w:proofErr w:type="spellEnd"/>
@@ -4426,6 +3622,7 @@
         </w:numPr>
       </w:pPr>
       <w:r>
+        <w:lastRenderedPageBreak/>
         <w:t>Monitoring</w:t>
       </w:r>
     </w:p>
@@ -4569,1209 +3766,76 @@
       </w:r>
     </w:p>
     <w:p>
+      <w:pPr>
+        <w:pStyle w:val="ListParagraph"/>
+        <w:numPr>
+          <w:ilvl w:val="0"/>
+          <w:numId w:val="34"/>
+        </w:numPr>
+      </w:pPr>
       <w:r>
         <w:t>PDF Chatbot</w:t>
       </w:r>
     </w:p>
-    <w:p/>
-    <w:p>
+    <w:p>
+      <w:pPr>
+        <w:pStyle w:val="ListParagraph"/>
+        <w:numPr>
+          <w:ilvl w:val="0"/>
+          <w:numId w:val="34"/>
+        </w:numPr>
+      </w:pPr>
       <w:r>
         <w:t>Enterprise RAG</w:t>
       </w:r>
     </w:p>
-    <w:p/>
-    <w:p>
+    <w:p>
+      <w:pPr>
+        <w:pStyle w:val="ListParagraph"/>
+        <w:numPr>
+          <w:ilvl w:val="0"/>
+          <w:numId w:val="34"/>
+        </w:numPr>
+      </w:pPr>
       <w:r>
         <w:t>Agentic Assistant</w:t>
       </w:r>
     </w:p>
-    <w:p/>
-    <w:p>
+    <w:p>
+      <w:pPr>
+        <w:pStyle w:val="ListParagraph"/>
+        <w:numPr>
+          <w:ilvl w:val="0"/>
+          <w:numId w:val="34"/>
+        </w:numPr>
+      </w:pPr>
       <w:r>
         <w:t>Graph RAG Assistant</w:t>
       </w:r>
     </w:p>
-    <w:p/>
-    <w:p>
+    <w:p>
+      <w:pPr>
+        <w:pStyle w:val="ListParagraph"/>
+        <w:numPr>
+          <w:ilvl w:val="0"/>
+          <w:numId w:val="34"/>
+        </w:numPr>
+      </w:pPr>
       <w:r>
         <w:t>Production API Service</w:t>
       </w:r>
     </w:p>
     <w:p>
       <w:r>
-        <w:lastRenderedPageBreak/>
         <w:pict w14:anchorId="5F5F63AA">
           <v:rect id="_x0000_i1072" style="width:0;height:1.5pt" o:hralign="center" o:hrstd="t" o:hr="t" fillcolor="#a0a0a0" stroked="f"/>
         </w:pict>
       </w:r>
     </w:p>
-    <w:p>
-      <w:pPr>
-        <w:rPr>
-          <w:b/>
-          <w:bCs/>
-        </w:rPr>
-      </w:pPr>
-      <w:r>
-        <w:rPr>
-          <w:b/>
-          <w:bCs/>
-        </w:rPr>
-        <w:t>The Roadmap I Recommend</w:t>
-      </w:r>
-    </w:p>
-    <w:p>
-      <w:pPr>
-        <w:rPr>
-          <w:b/>
-          <w:bCs/>
-        </w:rPr>
-      </w:pPr>
-      <w:r>
-        <w:rPr>
-          <w:b/>
-          <w:bCs/>
-        </w:rPr>
-        <w:t>Phase 1 — Foundations &amp; Architecture</w:t>
-      </w:r>
-    </w:p>
-    <w:p>
-      <w:r>
-        <w:t>Status:</w:t>
-      </w:r>
-    </w:p>
-    <w:p>
-      <w:r>
-        <w:t>~75% Complete</w:t>
-      </w:r>
-    </w:p>
-    <w:p>
-      <w:r>
-        <w:t>Remaining:</w:t>
-      </w:r>
-    </w:p>
-    <w:p>
-      <w:pPr>
-        <w:numPr>
-          <w:ilvl w:val="0"/>
-          <w:numId w:val="21"/>
-        </w:numPr>
-      </w:pPr>
-      <w:r>
-        <w:t>Graph RAG Deep Dive</w:t>
-      </w:r>
-    </w:p>
-    <w:p>
-      <w:pPr>
-        <w:numPr>
-          <w:ilvl w:val="0"/>
-          <w:numId w:val="21"/>
-        </w:numPr>
-      </w:pPr>
-      <w:r>
-        <w:t>System Design</w:t>
-      </w:r>
-    </w:p>
-    <w:p>
-      <w:pPr>
-        <w:numPr>
-          <w:ilvl w:val="0"/>
-          <w:numId w:val="21"/>
-        </w:numPr>
-      </w:pPr>
-      <w:r>
-        <w:t>Advanced Evaluation</w:t>
-      </w:r>
-    </w:p>
-    <w:p>
-      <w:r>
-        <w:pict w14:anchorId="697F6964">
-          <v:rect id="_x0000_i1073" style="width:0;height:1.5pt" o:hralign="center" o:hrstd="t" o:hr="t" fillcolor="#a0a0a0" stroked="f"/>
-        </w:pict>
-      </w:r>
-    </w:p>
-    <w:p>
-      <w:pPr>
-        <w:rPr>
-          <w:b/>
-          <w:bCs/>
-        </w:rPr>
-      </w:pPr>
-      <w:r>
-        <w:rPr>
-          <w:b/>
-          <w:bCs/>
-        </w:rPr>
-        <w:t>Phase 2 — LLM Internals</w:t>
-      </w:r>
-    </w:p>
-    <w:p>
-      <w:r>
-        <w:t>Many candidates skip this.</w:t>
-      </w:r>
-    </w:p>
-    <w:p>
-      <w:r>
-        <w:t>We'll cover:</w:t>
-      </w:r>
-    </w:p>
-    <w:p>
-      <w:pPr>
-        <w:rPr>
-          <w:b/>
-          <w:bCs/>
-        </w:rPr>
-      </w:pPr>
-      <w:r>
-        <w:rPr>
-          <w:b/>
-          <w:bCs/>
-        </w:rPr>
-        <w:t>Transformer</w:t>
-      </w:r>
-    </w:p>
-    <w:p>
-      <w:r>
-        <w:t>Attention</w:t>
-      </w:r>
-    </w:p>
-    <w:p>
-      <w:r>
-        <w:t>Feed Forward</w:t>
-      </w:r>
-    </w:p>
-    <w:p>
-      <w:r>
-        <w:t>Layers</w:t>
-      </w:r>
-    </w:p>
-    <w:p>
-      <w:r>
-        <w:pict w14:anchorId="57FB0C1A">
-          <v:rect id="_x0000_i1074" style="width:0;height:1.5pt" o:hralign="center" o:hrstd="t" o:hr="t" fillcolor="#a0a0a0" stroked="f"/>
-        </w:pict>
-      </w:r>
-    </w:p>
-    <w:p>
-      <w:pPr>
-        <w:rPr>
-          <w:b/>
-          <w:bCs/>
-        </w:rPr>
-      </w:pPr>
-      <w:r>
-        <w:rPr>
-          <w:b/>
-          <w:bCs/>
-        </w:rPr>
-        <w:t>KV Cache</w:t>
-      </w:r>
-    </w:p>
-    <w:p>
-      <w:r>
-        <w:t xml:space="preserve">Interview </w:t>
-      </w:r>
-      <w:proofErr w:type="spellStart"/>
-      <w:r>
-        <w:t>favorite</w:t>
-      </w:r>
-      <w:proofErr w:type="spellEnd"/>
-      <w:r>
-        <w:t>.</w:t>
-      </w:r>
-    </w:p>
-    <w:p>
-      <w:r>
-        <w:pict w14:anchorId="550C1510">
-          <v:rect id="_x0000_i1075" style="width:0;height:1.5pt" o:hralign="center" o:hrstd="t" o:hr="t" fillcolor="#a0a0a0" stroked="f"/>
-        </w:pict>
-      </w:r>
-    </w:p>
-    <w:p>
-      <w:pPr>
-        <w:rPr>
-          <w:b/>
-          <w:bCs/>
-        </w:rPr>
-      </w:pPr>
-      <w:r>
-        <w:rPr>
-          <w:b/>
-          <w:bCs/>
-        </w:rPr>
-        <w:t>Quantization</w:t>
-      </w:r>
-    </w:p>
-    <w:p>
-      <w:r>
-        <w:t>4-bit</w:t>
-      </w:r>
-    </w:p>
-    <w:p>
-      <w:r>
-        <w:t>8-bit</w:t>
-      </w:r>
-    </w:p>
-    <w:p>
-      <w:r>
-        <w:pict w14:anchorId="4B90FBED">
-          <v:rect id="_x0000_i1076" style="width:0;height:1.5pt" o:hralign="center" o:hrstd="t" o:hr="t" fillcolor="#a0a0a0" stroked="f"/>
-        </w:pict>
-      </w:r>
-    </w:p>
-    <w:p>
-      <w:pPr>
-        <w:rPr>
-          <w:b/>
-          <w:bCs/>
-        </w:rPr>
-      </w:pPr>
-      <w:proofErr w:type="spellStart"/>
-      <w:r>
-        <w:rPr>
-          <w:b/>
-          <w:bCs/>
-        </w:rPr>
-        <w:t>MoE</w:t>
-      </w:r>
-      <w:proofErr w:type="spellEnd"/>
-    </w:p>
-    <w:p>
-      <w:r>
-        <w:t>Used in modern frontier models.</w:t>
-      </w:r>
-    </w:p>
-    <w:p>
-      <w:r>
-        <w:pict w14:anchorId="141D8945">
-          <v:rect id="_x0000_i1077" style="width:0;height:1.5pt" o:hralign="center" o:hrstd="t" o:hr="t" fillcolor="#a0a0a0" stroked="f"/>
-        </w:pict>
-      </w:r>
-    </w:p>
-    <w:p>
-      <w:pPr>
-        <w:rPr>
-          <w:b/>
-          <w:bCs/>
-        </w:rPr>
-      </w:pPr>
-      <w:r>
-        <w:rPr>
-          <w:b/>
-          <w:bCs/>
-        </w:rPr>
-        <w:lastRenderedPageBreak/>
-        <w:t>Phase 3 — Coding</w:t>
-      </w:r>
-    </w:p>
-    <w:p>
-      <w:r>
-        <w:t>You'll implement:</w:t>
-      </w:r>
-    </w:p>
-    <w:p>
-      <w:pPr>
-        <w:rPr>
-          <w:b/>
-          <w:bCs/>
-        </w:rPr>
-      </w:pPr>
-      <w:r>
-        <w:rPr>
-          <w:b/>
-          <w:bCs/>
-        </w:rPr>
-        <w:t>Python</w:t>
-      </w:r>
-    </w:p>
-    <w:p>
-      <w:pPr>
-        <w:numPr>
-          <w:ilvl w:val="0"/>
-          <w:numId w:val="22"/>
-        </w:numPr>
-      </w:pPr>
-      <w:r>
-        <w:t>Async Programming</w:t>
-      </w:r>
-    </w:p>
-    <w:p>
-      <w:pPr>
-        <w:numPr>
-          <w:ilvl w:val="0"/>
-          <w:numId w:val="22"/>
-        </w:numPr>
-      </w:pPr>
-      <w:r>
-        <w:t>APIs</w:t>
-      </w:r>
-    </w:p>
-    <w:p>
-      <w:pPr>
-        <w:numPr>
-          <w:ilvl w:val="0"/>
-          <w:numId w:val="22"/>
-        </w:numPr>
-      </w:pPr>
-      <w:r>
-        <w:t>Data Models</w:t>
-      </w:r>
-    </w:p>
-    <w:p>
-      <w:r>
-        <w:pict w14:anchorId="4C27CB32">
-          <v:rect id="_x0000_i1078" style="width:0;height:1.5pt" o:hralign="center" o:hrstd="t" o:hr="t" fillcolor="#a0a0a0" stroked="f"/>
-        </w:pict>
-      </w:r>
-    </w:p>
-    <w:p>
-      <w:pPr>
-        <w:rPr>
-          <w:b/>
-          <w:bCs/>
-        </w:rPr>
-      </w:pPr>
-      <w:proofErr w:type="spellStart"/>
-      <w:r>
-        <w:rPr>
-          <w:b/>
-          <w:bCs/>
-        </w:rPr>
-        <w:t>FastAPI</w:t>
-      </w:r>
-      <w:proofErr w:type="spellEnd"/>
-    </w:p>
-    <w:p>
-      <w:r>
-        <w:t>Build production APIs.</w:t>
-      </w:r>
-    </w:p>
-    <w:p>
-      <w:r>
-        <w:pict w14:anchorId="2DAB20AC">
-          <v:rect id="_x0000_i1079" style="width:0;height:1.5pt" o:hralign="center" o:hrstd="t" o:hr="t" fillcolor="#a0a0a0" stroked="f"/>
-        </w:pict>
-      </w:r>
-    </w:p>
-    <w:p>
-      <w:pPr>
-        <w:rPr>
-          <w:b/>
-          <w:bCs/>
-        </w:rPr>
-      </w:pPr>
-      <w:proofErr w:type="spellStart"/>
-      <w:r>
-        <w:rPr>
-          <w:b/>
-          <w:bCs/>
-        </w:rPr>
-        <w:t>LangChain</w:t>
-      </w:r>
-      <w:proofErr w:type="spellEnd"/>
-    </w:p>
-    <w:p>
-      <w:r>
-        <w:pict w14:anchorId="1911225B">
-          <v:rect id="_x0000_i1080" style="width:0;height:1.5pt" o:hralign="center" o:hrstd="t" o:hr="t" fillcolor="#a0a0a0" stroked="f"/>
-        </w:pict>
-      </w:r>
-    </w:p>
-    <w:p>
-      <w:pPr>
-        <w:rPr>
-          <w:b/>
-          <w:bCs/>
-        </w:rPr>
-      </w:pPr>
-      <w:proofErr w:type="spellStart"/>
-      <w:r>
-        <w:rPr>
-          <w:b/>
-          <w:bCs/>
-        </w:rPr>
-        <w:t>LlamaIndex</w:t>
-      </w:r>
-      <w:proofErr w:type="spellEnd"/>
-    </w:p>
-    <w:p>
-      <w:r>
-        <w:pict w14:anchorId="415FB58E">
-          <v:rect id="_x0000_i1081" style="width:0;height:1.5pt" o:hralign="center" o:hrstd="t" o:hr="t" fillcolor="#a0a0a0" stroked="f"/>
-        </w:pict>
-      </w:r>
-    </w:p>
-    <w:p>
-      <w:pPr>
-        <w:rPr>
-          <w:b/>
-          <w:bCs/>
-        </w:rPr>
-      </w:pPr>
-      <w:proofErr w:type="spellStart"/>
-      <w:r>
-        <w:rPr>
-          <w:b/>
-          <w:bCs/>
-        </w:rPr>
-        <w:t>LangGraph</w:t>
-      </w:r>
-      <w:proofErr w:type="spellEnd"/>
-    </w:p>
-    <w:p>
-      <w:r>
-        <w:t>Important for agents.</w:t>
-      </w:r>
-    </w:p>
-    <w:p>
-      <w:r>
-        <w:pict w14:anchorId="0FC4E0C8">
-          <v:rect id="_x0000_i1082" style="width:0;height:1.5pt" o:hralign="center" o:hrstd="t" o:hr="t" fillcolor="#a0a0a0" stroked="f"/>
-        </w:pict>
-      </w:r>
-    </w:p>
-    <w:p>
-      <w:pPr>
-        <w:rPr>
-          <w:b/>
-          <w:bCs/>
-        </w:rPr>
-      </w:pPr>
-      <w:r>
-        <w:rPr>
-          <w:b/>
-          <w:bCs/>
-        </w:rPr>
-        <w:t>Phase 4 — Production Engineering</w:t>
-      </w:r>
-    </w:p>
-    <w:p>
-      <w:r>
-        <w:t>Topics:</w:t>
-      </w:r>
-    </w:p>
-    <w:p>
-      <w:pPr>
-        <w:numPr>
-          <w:ilvl w:val="0"/>
-          <w:numId w:val="23"/>
-        </w:numPr>
-      </w:pPr>
-      <w:r>
-        <w:t>Docker</w:t>
-      </w:r>
-    </w:p>
-    <w:p>
-      <w:pPr>
-        <w:numPr>
-          <w:ilvl w:val="0"/>
-          <w:numId w:val="23"/>
-        </w:numPr>
-      </w:pPr>
-      <w:r>
-        <w:t>Kubernetes</w:t>
-      </w:r>
-    </w:p>
-    <w:p>
-      <w:pPr>
-        <w:numPr>
-          <w:ilvl w:val="0"/>
-          <w:numId w:val="23"/>
-        </w:numPr>
-      </w:pPr>
-      <w:r>
-        <w:t>Logging</w:t>
-      </w:r>
-    </w:p>
-    <w:p>
-      <w:pPr>
-        <w:numPr>
-          <w:ilvl w:val="0"/>
-          <w:numId w:val="23"/>
-        </w:numPr>
-      </w:pPr>
-      <w:r>
-        <w:t>Monitoring</w:t>
-      </w:r>
-    </w:p>
-    <w:p>
-      <w:pPr>
-        <w:numPr>
-          <w:ilvl w:val="0"/>
-          <w:numId w:val="23"/>
-        </w:numPr>
-      </w:pPr>
-      <w:r>
-        <w:t>Tracing</w:t>
-      </w:r>
-    </w:p>
-    <w:p>
-      <w:pPr>
-        <w:numPr>
-          <w:ilvl w:val="0"/>
-          <w:numId w:val="23"/>
-        </w:numPr>
-      </w:pPr>
-      <w:r>
-        <w:t>Cost Optimization</w:t>
-      </w:r>
-    </w:p>
-    <w:p>
-      <w:r>
-        <w:pict w14:anchorId="0EF0041E">
-          <v:rect id="_x0000_i1083" style="width:0;height:1.5pt" o:hralign="center" o:hrstd="t" o:hr="t" fillcolor="#a0a0a0" stroked="f"/>
-        </w:pict>
-      </w:r>
-    </w:p>
-    <w:p>
-      <w:pPr>
-        <w:rPr>
-          <w:b/>
-          <w:bCs/>
-        </w:rPr>
-      </w:pPr>
-      <w:r>
-        <w:rPr>
-          <w:b/>
-          <w:bCs/>
-        </w:rPr>
-        <w:t>Phase 5 — Projects</w:t>
-      </w:r>
-    </w:p>
-    <w:p>
-      <w:r>
-        <w:t>Not toy projects.</w:t>
-      </w:r>
-    </w:p>
-    <w:p>
-      <w:r>
-        <w:lastRenderedPageBreak/>
-        <w:t>We'll build:</w:t>
-      </w:r>
-    </w:p>
-    <w:p>
-      <w:pPr>
-        <w:rPr>
-          <w:b/>
-          <w:bCs/>
-        </w:rPr>
-      </w:pPr>
-      <w:r>
-        <w:rPr>
-          <w:b/>
-          <w:bCs/>
-        </w:rPr>
-        <w:t>Enterprise HR Assistant</w:t>
-      </w:r>
-    </w:p>
-    <w:p>
-      <w:r>
-        <w:t>Architecture:</w:t>
-      </w:r>
-    </w:p>
-    <w:p>
-      <w:r>
-        <w:t>Documents</w:t>
-      </w:r>
-    </w:p>
-    <w:p>
-      <w:r>
-        <w:t xml:space="preserve"> ↓</w:t>
-      </w:r>
-    </w:p>
-    <w:p>
-      <w:r>
-        <w:t>RAG</w:t>
-      </w:r>
-    </w:p>
-    <w:p>
-      <w:r>
-        <w:t xml:space="preserve"> ↓</w:t>
-      </w:r>
-    </w:p>
-    <w:p>
-      <w:r>
-        <w:t>Agents</w:t>
-      </w:r>
-    </w:p>
-    <w:p>
-      <w:r>
-        <w:t xml:space="preserve"> ↓</w:t>
-      </w:r>
-    </w:p>
-    <w:p>
-      <w:r>
-        <w:t>API</w:t>
-      </w:r>
-    </w:p>
-    <w:p>
-      <w:r>
-        <w:t xml:space="preserve"> ↓</w:t>
-      </w:r>
-    </w:p>
-    <w:p>
-      <w:r>
-        <w:t>Deployment</w:t>
-      </w:r>
-    </w:p>
-    <w:p>
-      <w:r>
-        <w:pict w14:anchorId="28DAB3DD">
-          <v:rect id="_x0000_i1084" style="width:0;height:1.5pt" o:hralign="center" o:hrstd="t" o:hr="t" fillcolor="#a0a0a0" stroked="f"/>
-        </w:pict>
-      </w:r>
-    </w:p>
-    <w:p>
-      <w:pPr>
-        <w:rPr>
-          <w:b/>
-          <w:bCs/>
-        </w:rPr>
-      </w:pPr>
-      <w:r>
-        <w:rPr>
-          <w:b/>
-          <w:bCs/>
-        </w:rPr>
-        <w:t>Agentic Research Assistant</w:t>
-      </w:r>
-    </w:p>
-    <w:p>
-      <w:r>
-        <w:t>Uses:</w:t>
-      </w:r>
-    </w:p>
-    <w:p>
-      <w:pPr>
-        <w:numPr>
-          <w:ilvl w:val="0"/>
-          <w:numId w:val="24"/>
-        </w:numPr>
-      </w:pPr>
-      <w:r>
-        <w:t>Web Search</w:t>
-      </w:r>
-    </w:p>
-    <w:p>
-      <w:pPr>
-        <w:numPr>
-          <w:ilvl w:val="0"/>
-          <w:numId w:val="24"/>
-        </w:numPr>
-      </w:pPr>
-      <w:r>
-        <w:t>Tools</w:t>
-      </w:r>
-    </w:p>
-    <w:p>
-      <w:pPr>
-        <w:numPr>
-          <w:ilvl w:val="0"/>
-          <w:numId w:val="24"/>
-        </w:numPr>
-      </w:pPr>
-      <w:r>
-        <w:t>Planning</w:t>
-      </w:r>
-    </w:p>
-    <w:p>
-      <w:pPr>
-        <w:numPr>
-          <w:ilvl w:val="0"/>
-          <w:numId w:val="24"/>
-        </w:numPr>
-      </w:pPr>
-      <w:r>
-        <w:t>Reflection</w:t>
-      </w:r>
-    </w:p>
-    <w:p>
-      <w:r>
-        <w:pict w14:anchorId="6932EB44">
-          <v:rect id="_x0000_i1085" style="width:0;height:1.5pt" o:hralign="center" o:hrstd="t" o:hr="t" fillcolor="#a0a0a0" stroked="f"/>
-        </w:pict>
-      </w:r>
-    </w:p>
-    <w:p>
-      <w:pPr>
-        <w:rPr>
-          <w:b/>
-          <w:bCs/>
-        </w:rPr>
-      </w:pPr>
-      <w:r>
-        <w:rPr>
-          <w:b/>
-          <w:bCs/>
-        </w:rPr>
-        <w:t>Graph RAG System</w:t>
-      </w:r>
-    </w:p>
-    <w:p>
-      <w:r>
-        <w:t>Uses:</w:t>
-      </w:r>
-    </w:p>
-    <w:p>
-      <w:pPr>
-        <w:numPr>
-          <w:ilvl w:val="0"/>
-          <w:numId w:val="25"/>
-        </w:numPr>
-      </w:pPr>
-      <w:r>
-        <w:t>Knowledge Graph</w:t>
-      </w:r>
-    </w:p>
-    <w:p>
-      <w:pPr>
-        <w:numPr>
-          <w:ilvl w:val="0"/>
-          <w:numId w:val="25"/>
-        </w:numPr>
-      </w:pPr>
-      <w:r>
-        <w:t>Multi-Hop Retrieval</w:t>
-      </w:r>
-    </w:p>
-    <w:p>
-      <w:r>
-        <w:pict w14:anchorId="61788291">
-          <v:rect id="_x0000_i1086" style="width:0;height:1.5pt" o:hralign="center" o:hrstd="t" o:hr="t" fillcolor="#a0a0a0" stroked="f"/>
-        </w:pict>
-      </w:r>
-    </w:p>
-    <w:p>
-      <w:pPr>
-        <w:rPr>
-          <w:b/>
-          <w:bCs/>
-        </w:rPr>
-      </w:pPr>
-      <w:r>
-        <w:rPr>
-          <w:b/>
-          <w:bCs/>
-        </w:rPr>
-        <w:t>Phase 6 — Mock Interviews</w:t>
-      </w:r>
-    </w:p>
-    <w:p>
-      <w:r>
-        <w:t>We'll do:</w:t>
-      </w:r>
-    </w:p>
-    <w:p>
-      <w:pPr>
-        <w:rPr>
-          <w:b/>
-          <w:bCs/>
-        </w:rPr>
-      </w:pPr>
-      <w:r>
-        <w:rPr>
-          <w:b/>
-          <w:bCs/>
-        </w:rPr>
-        <w:t>Retrieval Round</w:t>
-      </w:r>
-    </w:p>
-    <w:p>
-      <w:pPr>
-        <w:rPr>
-          <w:b/>
-          <w:bCs/>
-        </w:rPr>
-      </w:pPr>
-      <w:r>
-        <w:rPr>
-          <w:b/>
-          <w:bCs/>
-        </w:rPr>
-        <w:lastRenderedPageBreak/>
-        <w:t>Agent Round</w:t>
-      </w:r>
-    </w:p>
-    <w:p>
-      <w:pPr>
-        <w:rPr>
-          <w:b/>
-          <w:bCs/>
-        </w:rPr>
-      </w:pPr>
-      <w:r>
-        <w:rPr>
-          <w:b/>
-          <w:bCs/>
-        </w:rPr>
-        <w:t>System Design Round</w:t>
-      </w:r>
-    </w:p>
-    <w:p>
-      <w:pPr>
-        <w:rPr>
-          <w:b/>
-          <w:bCs/>
-        </w:rPr>
-      </w:pPr>
-      <w:r>
-        <w:rPr>
-          <w:b/>
-          <w:bCs/>
-        </w:rPr>
-        <w:t>Production Debugging Round</w:t>
-      </w:r>
-    </w:p>
-    <w:p>
-      <w:pPr>
-        <w:rPr>
-          <w:b/>
-          <w:bCs/>
-        </w:rPr>
-      </w:pPr>
-      <w:r>
-        <w:rPr>
-          <w:b/>
-          <w:bCs/>
-        </w:rPr>
-        <w:t>Architecture Round</w:t>
-      </w:r>
-    </w:p>
-    <w:p>
-      <w:r>
-        <w:pict w14:anchorId="6735DFF9">
-          <v:rect id="_x0000_i1087" style="width:0;height:1.5pt" o:hralign="center" o:hrstd="t" o:hr="t" fillcolor="#a0a0a0" stroked="f"/>
-        </w:pict>
-      </w:r>
-    </w:p>
-    <w:p>
-      <w:pPr>
-        <w:rPr>
-          <w:b/>
-          <w:bCs/>
-        </w:rPr>
-      </w:pPr>
-      <w:r>
-        <w:rPr>
-          <w:b/>
-          <w:bCs/>
-        </w:rPr>
-        <w:t xml:space="preserve">What I Need </w:t>
-      </w:r>
-      <w:proofErr w:type="gramStart"/>
-      <w:r>
-        <w:rPr>
-          <w:b/>
-          <w:bCs/>
-        </w:rPr>
-        <w:t>From</w:t>
-      </w:r>
-      <w:proofErr w:type="gramEnd"/>
-      <w:r>
-        <w:rPr>
-          <w:b/>
-          <w:bCs/>
-        </w:rPr>
-        <w:t xml:space="preserve"> You</w:t>
-      </w:r>
-    </w:p>
-    <w:p>
-      <w:r>
-        <w:t>To maximize your chances of becoming a strong engineer:</w:t>
-      </w:r>
-    </w:p>
-    <w:p>
-      <w:pPr>
-        <w:rPr>
-          <w:b/>
-          <w:bCs/>
-        </w:rPr>
-      </w:pPr>
-      <w:r>
-        <w:rPr>
-          <w:b/>
-          <w:bCs/>
-        </w:rPr>
-        <w:t>1. Don't Skip Coding</w:t>
-      </w:r>
-    </w:p>
-    <w:p>
-      <w:r>
-        <w:t>Many people do:</w:t>
-      </w:r>
-    </w:p>
-    <w:p>
-      <w:r>
-        <w:t>Theory</w:t>
-      </w:r>
-    </w:p>
-    <w:p>
-      <w:r>
-        <w:t>Theory</w:t>
-      </w:r>
-    </w:p>
-    <w:p>
-      <w:r>
-        <w:t>Theory</w:t>
-      </w:r>
-    </w:p>
-    <w:p>
-      <w:r>
-        <w:t>Then fail interviews.</w:t>
-      </w:r>
-    </w:p>
-    <w:p>
-      <w:r>
-        <w:t>We will eventually write code.</w:t>
-      </w:r>
-    </w:p>
-    <w:p>
-      <w:r>
-        <w:pict w14:anchorId="18DE317F">
-          <v:rect id="_x0000_i1088" style="width:0;height:1.5pt" o:hralign="center" o:hrstd="t" o:hr="t" fillcolor="#a0a0a0" stroked="f"/>
-        </w:pict>
-      </w:r>
-    </w:p>
-    <w:p>
-      <w:pPr>
-        <w:rPr>
-          <w:b/>
-          <w:bCs/>
-        </w:rPr>
-      </w:pPr>
-      <w:r>
-        <w:rPr>
-          <w:b/>
-          <w:bCs/>
-        </w:rPr>
-        <w:t>2. Build Every Project</w:t>
-      </w:r>
-    </w:p>
-    <w:p>
-      <w:r>
-        <w:t>Not just read.</w:t>
-      </w:r>
-    </w:p>
-    <w:p>
-      <w:r>
-        <w:t>Actually build.</w:t>
-      </w:r>
-    </w:p>
-    <w:p>
-      <w:r>
-        <w:pict w14:anchorId="1F1D870B">
-          <v:rect id="_x0000_i1089" style="width:0;height:1.5pt" o:hralign="center" o:hrstd="t" o:hr="t" fillcolor="#a0a0a0" stroked="f"/>
-        </w:pict>
-      </w:r>
-    </w:p>
-    <w:p>
-      <w:pPr>
-        <w:rPr>
-          <w:b/>
-          <w:bCs/>
-        </w:rPr>
-      </w:pPr>
-      <w:r>
-        <w:rPr>
-          <w:b/>
-          <w:bCs/>
-        </w:rPr>
-        <w:t>3. Think Like an Engineer</w:t>
-      </w:r>
-    </w:p>
-    <w:p>
-      <w:r>
-        <w:t>Whenever I ask:</w:t>
-      </w:r>
-    </w:p>
-    <w:p>
-      <w:r>
-        <w:t>Why did retrieval fail?</w:t>
-      </w:r>
-    </w:p>
-    <w:p>
-      <w:r>
-        <w:t>Don't think:</w:t>
-      </w:r>
-    </w:p>
-    <w:p>
-      <w:r>
-        <w:t>Concept</w:t>
-      </w:r>
-    </w:p>
-    <w:p>
-      <w:r>
-        <w:t>Think:</w:t>
-      </w:r>
-    </w:p>
-    <w:p>
-      <w:r>
-        <w:t>How would I debug it?</w:t>
-      </w:r>
-    </w:p>
-    <w:p>
-      <w:r>
-        <w:pict w14:anchorId="4AD2636C">
-          <v:rect id="_x0000_i1090" style="width:0;height:1.5pt" o:hralign="center" o:hrstd="t" o:hr="t" fillcolor="#a0a0a0" stroked="f"/>
-        </w:pict>
-      </w:r>
-    </w:p>
-    <w:p>
-      <w:pPr>
-        <w:rPr>
-          <w:b/>
-          <w:bCs/>
-        </w:rPr>
-      </w:pPr>
-      <w:r>
-        <w:rPr>
-          <w:b/>
-          <w:bCs/>
-        </w:rPr>
-        <w:t>My Recommendation</w:t>
-      </w:r>
-    </w:p>
-    <w:p>
-      <w:r>
-        <w:lastRenderedPageBreak/>
-        <w:t>Let's continue exactly in this sequence:</w:t>
-      </w:r>
-    </w:p>
-    <w:p>
-      <w:r>
-        <w:t>Day 9</w:t>
-      </w:r>
-    </w:p>
-    <w:p>
-      <w:r>
-        <w:t>Graph RAG Deep Dive</w:t>
-      </w:r>
-    </w:p>
-    <w:p>
-      <w:r>
-        <w:t xml:space="preserve">        ↓</w:t>
-      </w:r>
-    </w:p>
-    <w:p>
-      <w:r>
-        <w:t>Day 10</w:t>
-      </w:r>
-    </w:p>
-    <w:p>
-      <w:r>
-        <w:t>Enterprise System Design</w:t>
-      </w:r>
-    </w:p>
-    <w:p>
-      <w:r>
-        <w:t xml:space="preserve">        ↓</w:t>
-      </w:r>
-    </w:p>
-    <w:p>
-      <w:r>
-        <w:t>Day 11-15</w:t>
-      </w:r>
-    </w:p>
-    <w:p>
-      <w:r>
-        <w:t>LLM Internals</w:t>
-      </w:r>
-    </w:p>
-    <w:p>
-      <w:r>
-        <w:t xml:space="preserve">        ↓</w:t>
-      </w:r>
-    </w:p>
-    <w:p>
-      <w:r>
-        <w:t>Day 16-20</w:t>
-      </w:r>
-    </w:p>
-    <w:p>
-      <w:r>
-        <w:t>Implementation</w:t>
-      </w:r>
-    </w:p>
-    <w:p>
-      <w:r>
-        <w:t xml:space="preserve">        ↓</w:t>
-      </w:r>
-    </w:p>
-    <w:p>
-      <w:r>
-        <w:t>Day 21-25</w:t>
-      </w:r>
-    </w:p>
-    <w:p>
-      <w:r>
-        <w:t>Production Deployment</w:t>
-      </w:r>
-    </w:p>
-    <w:p>
-      <w:r>
-        <w:t xml:space="preserve">        ↓</w:t>
-      </w:r>
-    </w:p>
-    <w:p>
-      <w:r>
-        <w:t>Day 26-30</w:t>
-      </w:r>
-    </w:p>
-    <w:p>
-      <w:r>
-        <w:t>Projects + Mock Interviews</w:t>
-      </w:r>
-    </w:p>
-    <w:p>
-      <w:r>
-        <w:t>If you genuinely work through all of that and build the projects, you'll be operating at a level far beyond "I watched a RAG tutorial."</w:t>
-      </w:r>
-    </w:p>
-    <w:p>
-      <w:r>
-        <w:pict w14:anchorId="043D0972">
-          <v:rect id="_x0000_i1091" style="width:0;height:1.5pt" o:hralign="center" o:hrstd="t" o:hr="t" fillcolor="#a0a0a0" stroked="f"/>
-        </w:pict>
-      </w:r>
-    </w:p>
-    <w:p>
-      <w:pPr>
-        <w:rPr>
-          <w:b/>
-          <w:bCs/>
-        </w:rPr>
-      </w:pPr>
-      <w:r>
-        <w:rPr>
-          <w:b/>
-          <w:bCs/>
-        </w:rPr>
-        <w:t>Next Lesson</w:t>
-      </w:r>
-    </w:p>
-    <w:p>
-      <w:r>
-        <w:t xml:space="preserve">We'll continue with </w:t>
-      </w:r>
-      <w:r>
-        <w:rPr>
-          <w:b/>
-          <w:bCs/>
-        </w:rPr>
-        <w:t>Graph RAG Deep Dive</w:t>
-      </w:r>
-      <w:r>
-        <w:t>.</w:t>
-      </w:r>
-    </w:p>
-    <w:p>
-      <w:r>
-        <w:t>Quick warm-up question:</w:t>
-      </w:r>
-    </w:p>
-    <w:p>
-      <w:r>
-        <w:t>We have:</w:t>
+    <w:p/>
+    <w:p>
+      <w:r>
+        <w:t>Sentence:</w:t>
       </w:r>
     </w:p>
     <w:p>
@@ -5780,77 +3844,6 @@
       </w:r>
     </w:p>
     <w:p>
-      <w:r>
-        <w:t>Tell me:</w:t>
-      </w:r>
-    </w:p>
-    <w:p>
-      <w:pPr>
-        <w:numPr>
-          <w:ilvl w:val="0"/>
-          <w:numId w:val="26"/>
-        </w:numPr>
-      </w:pPr>
-      <w:r>
-        <w:t>What are the entities?</w:t>
-      </w:r>
-    </w:p>
-    <w:p>
-      <w:pPr>
-        <w:numPr>
-          <w:ilvl w:val="0"/>
-          <w:numId w:val="26"/>
-        </w:numPr>
-      </w:pPr>
-      <w:r>
-        <w:lastRenderedPageBreak/>
-        <w:t>What is the relationship?</w:t>
-      </w:r>
-    </w:p>
-    <w:p>
-      <w:r>
-        <w:t>Answer in Graph RAG format. This is how knowledge graphs are actually constructed.</w:t>
-      </w:r>
-    </w:p>
-    <w:p>
-      <w:r>
-        <w:rPr>
-          <w:rFonts w:ascii="Segoe UI Emoji" w:hAnsi="Segoe UI Emoji" w:cs="Segoe UI Emoji"/>
-        </w:rPr>
-        <w:t>✅</w:t>
-      </w:r>
-      <w:r>
-        <w:t xml:space="preserve"> You're thinking in the right direction, but for a Graph RAG interview, the interviewer is asking you to identify the </w:t>
-      </w:r>
-      <w:r>
-        <w:rPr>
-          <w:b/>
-          <w:bCs/>
-        </w:rPr>
-        <w:t>actual entities and relationship from the sentence</w:t>
-      </w:r>
-      <w:r>
-        <w:t>, not define them.</w:t>
-      </w:r>
-    </w:p>
-    <w:p>
-      <w:r>
-        <w:pict w14:anchorId="349FFA69">
-          <v:rect id="_x0000_i1092" style="width:0;height:1.5pt" o:hralign="center" o:hrstd="t" o:hr="t" fillcolor="#a0a0a0" stroked="f"/>
-        </w:pict>
-      </w:r>
-    </w:p>
-    <w:p>
-      <w:r>
-        <w:t>Sentence:</w:t>
-      </w:r>
-    </w:p>
-    <w:p>
-      <w:r>
-        <w:t>Microsoft acquired GitHub.</w:t>
-      </w:r>
-    </w:p>
-    <w:p>
       <w:pPr>
         <w:rPr>
           <w:b/>
@@ -5866,12 +3859,17 @@
       </w:r>
     </w:p>
     <w:p>
+      <w:pPr>
+        <w:ind w:left="720"/>
+      </w:pPr>
       <w:r>
         <w:t>Microsoft</w:t>
       </w:r>
     </w:p>
-    <w:p/>
-    <w:p>
+    <w:p>
+      <w:pPr>
+        <w:ind w:left="720"/>
+      </w:pPr>
       <w:r>
         <w:t>GitHub</w:t>
       </w:r>
@@ -5904,16 +3902,26 @@
       </w:r>
     </w:p>
     <w:p>
-      <w:r>
+      <w:pPr>
+        <w:ind w:left="720"/>
+      </w:pPr>
+      <w:r>
+        <w:lastRenderedPageBreak/>
         <w:t>Microsoft</w:t>
       </w:r>
     </w:p>
     <w:p>
+      <w:pPr>
+        <w:ind w:left="720"/>
+      </w:pPr>
       <w:r>
         <w:t xml:space="preserve">    ↓ acquired</w:t>
       </w:r>
     </w:p>
     <w:p>
+      <w:pPr>
+        <w:ind w:left="720"/>
+      </w:pPr>
       <w:r>
         <w:t>GitHub</w:t>
       </w:r>
@@ -5971,6 +3979,13 @@
       </w:r>
     </w:p>
     <w:p>
+      <w:pPr>
+        <w:pStyle w:val="ListParagraph"/>
+        <w:numPr>
+          <w:ilvl w:val="0"/>
+          <w:numId w:val="35"/>
+        </w:numPr>
+      </w:pPr>
       <w:r>
         <w:t xml:space="preserve">(John, </w:t>
       </w:r>
@@ -5983,10 +3998,15 @@
         <w:t>, HR)</w:t>
       </w:r>
     </w:p>
-    <w:p/>
-    <w:p>
-      <w:r>
-        <w:lastRenderedPageBreak/>
+    <w:p>
+      <w:pPr>
+        <w:pStyle w:val="ListParagraph"/>
+        <w:numPr>
+          <w:ilvl w:val="0"/>
+          <w:numId w:val="35"/>
+        </w:numPr>
+      </w:pPr>
+      <w:r>
         <w:t xml:space="preserve">(HR, </w:t>
       </w:r>
       <w:proofErr w:type="spellStart"/>
@@ -5998,8 +4018,14 @@
         <w:t>, Sarah)</w:t>
       </w:r>
     </w:p>
-    <w:p/>
-    <w:p>
+    <w:p>
+      <w:pPr>
+        <w:pStyle w:val="ListParagraph"/>
+        <w:numPr>
+          <w:ilvl w:val="0"/>
+          <w:numId w:val="35"/>
+        </w:numPr>
+      </w:pPr>
       <w:r>
         <w:t xml:space="preserve">(Sarah, manages, </w:t>
       </w:r>
@@ -6012,8 +4038,14 @@
         <w:t>)</w:t>
       </w:r>
     </w:p>
-    <w:p/>
-    <w:p>
+    <w:p>
+      <w:pPr>
+        <w:pStyle w:val="ListParagraph"/>
+        <w:numPr>
+          <w:ilvl w:val="0"/>
+          <w:numId w:val="35"/>
+        </w:numPr>
+      </w:pPr>
       <w:r>
         <w:t>(Microsoft, acquired, GitHub)</w:t>
       </w:r>
@@ -6051,168 +4083,234 @@
       </w:r>
     </w:p>
     <w:p>
+      <w:pPr>
+        <w:pStyle w:val="ListParagraph"/>
+        <w:numPr>
+          <w:ilvl w:val="0"/>
+          <w:numId w:val="36"/>
+        </w:numPr>
+      </w:pPr>
       <w:r>
         <w:t>John works in HR.</w:t>
       </w:r>
     </w:p>
+    <w:p>
+      <w:pPr>
+        <w:pStyle w:val="ListParagraph"/>
+        <w:numPr>
+          <w:ilvl w:val="0"/>
+          <w:numId w:val="36"/>
+        </w:numPr>
+      </w:pPr>
+      <w:r>
+        <w:t>HR reports to Sarah.</w:t>
+      </w:r>
+    </w:p>
+    <w:p>
+      <w:pPr>
+        <w:pStyle w:val="ListParagraph"/>
+        <w:numPr>
+          <w:ilvl w:val="0"/>
+          <w:numId w:val="36"/>
+        </w:numPr>
+      </w:pPr>
+      <w:r>
+        <w:t>Sarah manages Leave Policies.</w:t>
+      </w:r>
+    </w:p>
+    <w:p>
+      <w:r>
+        <w:t>We extract:</w:t>
+      </w:r>
+    </w:p>
+    <w:p>
+      <w:pPr>
+        <w:rPr>
+          <w:b/>
+          <w:bCs/>
+        </w:rPr>
+      </w:pPr>
+      <w:r>
+        <w:rPr>
+          <w:b/>
+          <w:bCs/>
+        </w:rPr>
+        <w:t>Entities</w:t>
+      </w:r>
+    </w:p>
+    <w:p>
+      <w:r>
+        <w:t>John</w:t>
+      </w:r>
+    </w:p>
+    <w:p>
+      <w:r>
+        <w:t>HR</w:t>
+      </w:r>
+    </w:p>
+    <w:p>
+      <w:r>
+        <w:t>Sarah</w:t>
+      </w:r>
+    </w:p>
+    <w:p>
+      <w:r>
+        <w:t>Leave Policies</w:t>
+      </w:r>
+    </w:p>
     <w:p/>
     <w:p>
-      <w:r>
-        <w:t>HR reports to Sarah.</w:t>
-      </w:r>
-    </w:p>
-    <w:p/>
-    <w:p>
-      <w:r>
-        <w:t>Sarah manages Leave Policies.</w:t>
-      </w:r>
-    </w:p>
-    <w:p>
-      <w:r>
-        <w:t>We extract:</w:t>
-      </w:r>
-    </w:p>
-    <w:p>
-      <w:pPr>
-        <w:rPr>
-          <w:b/>
-          <w:bCs/>
-        </w:rPr>
-      </w:pPr>
-      <w:r>
-        <w:rPr>
-          <w:b/>
-          <w:bCs/>
-        </w:rPr>
-        <w:t>Entities</w:t>
-      </w:r>
-    </w:p>
-    <w:p>
+      <w:pPr>
+        <w:rPr>
+          <w:b/>
+          <w:bCs/>
+        </w:rPr>
+      </w:pPr>
+      <w:r>
+        <w:rPr>
+          <w:b/>
+          <w:bCs/>
+        </w:rPr>
+        <w:lastRenderedPageBreak/>
+        <w:t>Relationships</w:t>
+      </w:r>
+    </w:p>
+    <w:p>
+      <w:pPr>
+        <w:pStyle w:val="ListParagraph"/>
+        <w:numPr>
+          <w:ilvl w:val="0"/>
+          <w:numId w:val="37"/>
+        </w:numPr>
+      </w:pPr>
+      <w:r>
+        <w:t xml:space="preserve">(John, </w:t>
+      </w:r>
+      <w:proofErr w:type="spellStart"/>
+      <w:r>
+        <w:t>works_in</w:t>
+      </w:r>
+      <w:proofErr w:type="spellEnd"/>
+      <w:r>
+        <w:t>, HR)</w:t>
+      </w:r>
+    </w:p>
+    <w:p>
+      <w:pPr>
+        <w:pStyle w:val="ListParagraph"/>
+        <w:numPr>
+          <w:ilvl w:val="0"/>
+          <w:numId w:val="37"/>
+        </w:numPr>
+      </w:pPr>
+      <w:r>
+        <w:t xml:space="preserve">(HR, </w:t>
+      </w:r>
+      <w:proofErr w:type="spellStart"/>
+      <w:r>
+        <w:t>reports_to</w:t>
+      </w:r>
+      <w:proofErr w:type="spellEnd"/>
+      <w:r>
+        <w:t>, Sarah)</w:t>
+      </w:r>
+    </w:p>
+    <w:p>
+      <w:pPr>
+        <w:pStyle w:val="ListParagraph"/>
+        <w:numPr>
+          <w:ilvl w:val="0"/>
+          <w:numId w:val="37"/>
+        </w:numPr>
+      </w:pPr>
+      <w:r>
+        <w:t xml:space="preserve">(Sarah, manages, </w:t>
+      </w:r>
+      <w:proofErr w:type="spellStart"/>
+      <w:r>
+        <w:t>Leave_Policies</w:t>
+      </w:r>
+      <w:proofErr w:type="spellEnd"/>
+      <w:r>
+        <w:t>)</w:t>
+      </w:r>
+    </w:p>
+    <w:p>
+      <w:pPr>
+        <w:pStyle w:val="ListParagraph"/>
+        <w:numPr>
+          <w:ilvl w:val="0"/>
+          <w:numId w:val="37"/>
+        </w:numPr>
+      </w:pPr>
+    </w:p>
+    <w:p>
+      <w:r>
+        <w:t>Combined graph:</w:t>
+      </w:r>
+    </w:p>
+    <w:p>
+      <w:pPr>
+        <w:ind w:left="720"/>
+      </w:pPr>
       <w:r>
         <w:t>John</w:t>
       </w:r>
     </w:p>
-    <w:p/>
-    <w:p>
+    <w:p>
+      <w:pPr>
+        <w:ind w:left="720"/>
+      </w:pPr>
+      <w:r>
+        <w:t xml:space="preserve"> ↓ </w:t>
+      </w:r>
+      <w:proofErr w:type="spellStart"/>
+      <w:r>
+        <w:t>works_in</w:t>
+      </w:r>
+      <w:proofErr w:type="spellEnd"/>
+    </w:p>
+    <w:p>
+      <w:pPr>
+        <w:ind w:left="720"/>
+      </w:pPr>
       <w:r>
         <w:t>HR</w:t>
       </w:r>
     </w:p>
-    <w:p/>
-    <w:p>
+    <w:p>
+      <w:pPr>
+        <w:ind w:left="720"/>
+      </w:pPr>
+      <w:r>
+        <w:t xml:space="preserve"> ↓ </w:t>
+      </w:r>
+      <w:proofErr w:type="spellStart"/>
+      <w:r>
+        <w:t>reports_to</w:t>
+      </w:r>
+      <w:proofErr w:type="spellEnd"/>
+    </w:p>
+    <w:p>
+      <w:pPr>
+        <w:ind w:left="720"/>
+      </w:pPr>
       <w:r>
         <w:t>Sarah</w:t>
       </w:r>
     </w:p>
-    <w:p/>
-    <w:p>
-      <w:r>
-        <w:t>Leave Policies</w:t>
-      </w:r>
-    </w:p>
-    <w:p>
-      <w:pPr>
-        <w:rPr>
-          <w:b/>
-          <w:bCs/>
-        </w:rPr>
-      </w:pPr>
-      <w:r>
-        <w:rPr>
-          <w:b/>
-          <w:bCs/>
-        </w:rPr>
-        <w:t>Relationships</w:t>
-      </w:r>
-    </w:p>
-    <w:p>
-      <w:r>
-        <w:t xml:space="preserve">(John, </w:t>
-      </w:r>
-      <w:proofErr w:type="spellStart"/>
-      <w:r>
-        <w:t>works_in</w:t>
-      </w:r>
-      <w:proofErr w:type="spellEnd"/>
-      <w:r>
-        <w:t>, HR)</w:t>
-      </w:r>
-    </w:p>
-    <w:p/>
-    <w:p>
-      <w:r>
-        <w:t xml:space="preserve">(HR, </w:t>
-      </w:r>
-      <w:proofErr w:type="spellStart"/>
-      <w:r>
-        <w:t>reports_to</w:t>
-      </w:r>
-      <w:proofErr w:type="spellEnd"/>
-      <w:r>
-        <w:t>, Sarah)</w:t>
-      </w:r>
-    </w:p>
-    <w:p/>
-    <w:p>
-      <w:r>
-        <w:lastRenderedPageBreak/>
-        <w:t xml:space="preserve">(Sarah, manages, </w:t>
-      </w:r>
-      <w:proofErr w:type="spellStart"/>
-      <w:r>
-        <w:t>Leave_Policies</w:t>
-      </w:r>
-      <w:proofErr w:type="spellEnd"/>
-      <w:r>
-        <w:t>)</w:t>
-      </w:r>
-    </w:p>
-    <w:p>
-      <w:r>
-        <w:t>Combined graph:</w:t>
-      </w:r>
-    </w:p>
-    <w:p>
-      <w:r>
-        <w:t>John</w:t>
-      </w:r>
-    </w:p>
-    <w:p>
-      <w:r>
-        <w:t xml:space="preserve"> ↓ </w:t>
-      </w:r>
-      <w:proofErr w:type="spellStart"/>
-      <w:r>
-        <w:t>works_in</w:t>
-      </w:r>
-      <w:proofErr w:type="spellEnd"/>
-    </w:p>
-    <w:p>
-      <w:r>
-        <w:t>HR</w:t>
-      </w:r>
-    </w:p>
-    <w:p>
-      <w:r>
-        <w:t xml:space="preserve"> ↓ </w:t>
-      </w:r>
-      <w:proofErr w:type="spellStart"/>
-      <w:r>
-        <w:t>reports_to</w:t>
-      </w:r>
-      <w:proofErr w:type="spellEnd"/>
-    </w:p>
-    <w:p>
-      <w:r>
-        <w:t>Sarah</w:t>
-      </w:r>
-    </w:p>
-    <w:p>
+    <w:p>
+      <w:pPr>
+        <w:ind w:left="720"/>
+      </w:pPr>
       <w:r>
         <w:t xml:space="preserve"> ↓ manages</w:t>
       </w:r>
     </w:p>
     <w:p>
+      <w:pPr>
+        <w:ind w:left="720"/>
+      </w:pPr>
       <w:r>
         <w:t>Leave Policies</w:t>
       </w:r>
@@ -6318,19 +4416,17 @@
     </w:p>
     <w:p>
       <w:r>
-        <w:t>Alice works in Finance.</w:t>
-      </w:r>
-    </w:p>
-    <w:p/>
-    <w:p>
-      <w:r>
+        <w:t>Alice works in Finance</w:t>
+      </w:r>
+    </w:p>
+    <w:p>
+      <w:r>
+        <w:lastRenderedPageBreak/>
         <w:t>Finance is managed by Bob.</w:t>
       </w:r>
     </w:p>
-    <w:p/>
-    <w:p>
-      <w:r>
-        <w:lastRenderedPageBreak/>
+    <w:p>
+      <w:r>
         <w:t>Bob reports to Carol.</w:t>
       </w:r>
     </w:p>
@@ -6382,18 +4478,25 @@
       </w:r>
     </w:p>
     <w:p>
+      <w:pPr>
+        <w:ind w:left="720"/>
+      </w:pPr>
       <w:r>
         <w:t>Microsoft</w:t>
       </w:r>
     </w:p>
-    <w:p/>
-    <w:p>
+    <w:p>
+      <w:pPr>
+        <w:ind w:left="720"/>
+      </w:pPr>
       <w:r>
         <w:t>MSFT</w:t>
       </w:r>
     </w:p>
-    <w:p/>
-    <w:p>
+    <w:p>
+      <w:pPr>
+        <w:ind w:left="720"/>
+      </w:pPr>
       <w:r>
         <w:t>Microsoft Corporation</w:t>
       </w:r>
@@ -6487,7 +4590,6 @@
     </w:p>
     <w:p>
       <w:r>
-        <w:lastRenderedPageBreak/>
         <w:pict w14:anchorId="0CBCC04A">
           <v:rect id="_x0000_i1100" style="width:0;height:1.5pt" o:hralign="center" o:hrstd="t" o:hr="t" fillcolor="#a0a0a0" stroked="f"/>
         </w:pict>
@@ -6505,6 +4607,7 @@
           <w:b/>
           <w:bCs/>
         </w:rPr>
+        <w:lastRenderedPageBreak/>
         <w:t>Interview Question</w:t>
       </w:r>
     </w:p>
@@ -6528,14 +4631,18 @@
         <w:t>Microsoft</w:t>
       </w:r>
     </w:p>
-    <w:p/>
-    <w:p>
+    <w:p>
+      <w:pPr>
+        <w:ind w:left="720"/>
+      </w:pPr>
       <w:r>
         <w:t>MSFT</w:t>
       </w:r>
     </w:p>
-    <w:p/>
-    <w:p>
+    <w:p>
+      <w:pPr>
+        <w:ind w:left="720"/>
+      </w:pPr>
       <w:r>
         <w:t>Microsoft Corporation</w:t>
       </w:r>
@@ -6702,7 +4809,6 @@
     </w:p>
     <w:p>
       <w:r>
-        <w:lastRenderedPageBreak/>
         <w:t xml:space="preserve">(Bob, </w:t>
       </w:r>
       <w:proofErr w:type="spellStart"/>
@@ -6738,6 +4844,7 @@
     </w:p>
     <w:p>
       <w:r>
+        <w:lastRenderedPageBreak/>
         <w:t>Imagine these documents:</w:t>
       </w:r>
     </w:p>
@@ -6852,22 +4959,22 @@
     <w:p/>
     <w:p>
       <w:r>
+        <w:t>Microsoft Corporation</w:t>
+      </w:r>
+    </w:p>
+    <w:p>
+      <w:r>
+        <w:t>After:</w:t>
+      </w:r>
+    </w:p>
+    <w:p>
+      <w:r>
+        <w:t>Microsoft</w:t>
+      </w:r>
+    </w:p>
+    <w:p>
+      <w:r>
         <w:lastRenderedPageBreak/>
-        <w:t>Microsoft Corporation</w:t>
-      </w:r>
-    </w:p>
-    <w:p>
-      <w:r>
-        <w:t>After:</w:t>
-      </w:r>
-    </w:p>
-    <w:p>
-      <w:r>
-        <w:t>Microsoft</w:t>
-      </w:r>
-    </w:p>
-    <w:p>
-      <w:r>
         <w:t>(single node)</w:t>
       </w:r>
     </w:p>
@@ -7045,17 +5152,17 @@
           <w:b/>
           <w:bCs/>
         </w:rPr>
+        <w:t>Interview Answer</w:t>
+      </w:r>
+    </w:p>
+    <w:p>
+      <w:r>
+        <w:t>Entity resolution is important because it prevents duplicate representations of the same entity, improving graph connectivity, retrieval accuracy, and reasoning quality.</w:t>
+      </w:r>
+    </w:p>
+    <w:p>
+      <w:r>
         <w:lastRenderedPageBreak/>
-        <w:t>Interview Answer</w:t>
-      </w:r>
-    </w:p>
-    <w:p>
-      <w:r>
-        <w:t>Entity resolution is important because it prevents duplicate representations of the same entity, improving graph connectivity, retrieval accuracy, and reasoning quality.</w:t>
-      </w:r>
-    </w:p>
-    <w:p>
-      <w:r>
         <w:pict w14:anchorId="5F64E55A">
           <v:rect id="_x0000_i1113" style="width:0;height:1.5pt" o:hralign="center" o:hrstd="t" o:hr="t" fillcolor="#a0a0a0" stroked="f"/>
         </w:pict>
@@ -7205,22 +5312,22 @@
     </w:p>
     <w:p>
       <w:r>
+        <w:t>Sarah</w:t>
+      </w:r>
+    </w:p>
+    <w:p>
+      <w:r>
+        <w:t>Then:</w:t>
+      </w:r>
+    </w:p>
+    <w:p>
+      <w:r>
+        <w:t>Sarah</w:t>
+      </w:r>
+    </w:p>
+    <w:p>
+      <w:r>
         <w:lastRenderedPageBreak/>
-        <w:t>Sarah</w:t>
-      </w:r>
-    </w:p>
-    <w:p>
-      <w:r>
-        <w:t>Then:</w:t>
-      </w:r>
-    </w:p>
-    <w:p>
-      <w:r>
-        <w:t>Sarah</w:t>
-      </w:r>
-    </w:p>
-    <w:p>
-      <w:r>
         <w:t xml:space="preserve"> ↓</w:t>
       </w:r>
     </w:p>
@@ -7402,22 +5509,22 @@
     </w:p>
     <w:p>
       <w:r>
+        <w:t>Who manages Alice's department?</w:t>
+      </w:r>
+    </w:p>
+    <w:p>
+      <w:r>
+        <w:t>Walk through the traversal path.</w:t>
+      </w:r>
+    </w:p>
+    <w:p>
+      <w:r>
+        <w:t>Start from:</w:t>
+      </w:r>
+    </w:p>
+    <w:p>
+      <w:r>
         <w:lastRenderedPageBreak/>
-        <w:t>Who manages Alice's department?</w:t>
-      </w:r>
-    </w:p>
-    <w:p>
-      <w:r>
-        <w:t>Walk through the traversal path.</w:t>
-      </w:r>
-    </w:p>
-    <w:p>
-      <w:r>
-        <w:t>Start from:</w:t>
-      </w:r>
-    </w:p>
-    <w:p>
-      <w:r>
         <w:t>Alice</w:t>
       </w:r>
     </w:p>
@@ -7641,28 +5748,44 @@
         </w:numPr>
       </w:pPr>
       <w:r>
+        <w:t>Multi-hop reasoning</w:t>
+      </w:r>
+    </w:p>
+    <w:p>
+      <w:r>
+        <w:t>Any question requiring several connected steps.</w:t>
+      </w:r>
+    </w:p>
+    <w:p>
+      <w:pPr>
+        <w:rPr>
+          <w:b/>
+          <w:bCs/>
+        </w:rPr>
+      </w:pPr>
+      <w:r>
+        <w:rPr>
+          <w:b/>
+          <w:bCs/>
+        </w:rPr>
+        <w:t>Usually unnecessary</w:t>
+      </w:r>
+    </w:p>
+    <w:p>
+      <w:pPr>
+        <w:numPr>
+          <w:ilvl w:val="0"/>
+          <w:numId w:val="28"/>
+        </w:numPr>
+      </w:pPr>
+      <w:r>
         <w:lastRenderedPageBreak/>
-        <w:t>Multi-hop reasoning</w:t>
-      </w:r>
-    </w:p>
-    <w:p>
-      <w:r>
-        <w:t>Any question requiring several connected steps.</w:t>
-      </w:r>
-    </w:p>
-    <w:p>
-      <w:pPr>
-        <w:rPr>
-          <w:b/>
-          <w:bCs/>
-        </w:rPr>
-      </w:pPr>
-      <w:r>
-        <w:rPr>
-          <w:b/>
-          <w:bCs/>
-        </w:rPr>
-        <w:t>Usually unnecessary</w:t>
+        <w:t>Simple FAQ chatbot</w:t>
+      </w:r>
+    </w:p>
+    <w:p>
+      <w:r>
+        <w:t>"What is maternity leave?"</w:t>
       </w:r>
     </w:p>
     <w:p>
@@ -7673,12 +5796,12 @@
         </w:numPr>
       </w:pPr>
       <w:r>
-        <w:t>Simple FAQ chatbot</w:t>
-      </w:r>
-    </w:p>
-    <w:p>
-      <w:r>
-        <w:t>"What is maternity leave?"</w:t>
+        <w:t>Policy lookup</w:t>
+      </w:r>
+    </w:p>
+    <w:p>
+      <w:r>
+        <w:t>Direct document retrieval.</w:t>
       </w:r>
     </w:p>
     <w:p>
@@ -7689,12 +5812,12 @@
         </w:numPr>
       </w:pPr>
       <w:r>
-        <w:t>Policy lookup</w:t>
-      </w:r>
-    </w:p>
-    <w:p>
-      <w:r>
-        <w:t>Direct document retrieval.</w:t>
+        <w:t>Semantic search</w:t>
+      </w:r>
+    </w:p>
+    <w:p>
+      <w:r>
+        <w:t>Find the most relevant paragraph.</w:t>
       </w:r>
     </w:p>
     <w:p>
@@ -7705,22 +5828,6 @@
         </w:numPr>
       </w:pPr>
       <w:r>
-        <w:t>Semantic search</w:t>
-      </w:r>
-    </w:p>
-    <w:p>
-      <w:r>
-        <w:t>Find the most relevant paragraph.</w:t>
-      </w:r>
-    </w:p>
-    <w:p>
-      <w:pPr>
-        <w:numPr>
-          <w:ilvl w:val="0"/>
-          <w:numId w:val="28"/>
-        </w:numPr>
-      </w:pPr>
-      <w:r>
         <w:t>Document summarization</w:t>
       </w:r>
     </w:p>
@@ -7889,53 +5996,53 @@
         </w:numPr>
       </w:pPr>
       <w:r>
+        <w:t>Enterprise RAG system design</w:t>
+      </w:r>
+    </w:p>
+    <w:p>
+      <w:pPr>
+        <w:numPr>
+          <w:ilvl w:val="0"/>
+          <w:numId w:val="30"/>
+        </w:numPr>
+      </w:pPr>
+      <w:r>
+        <w:t>LLM internals (transformers, KV cache, quantization)</w:t>
+      </w:r>
+    </w:p>
+    <w:p>
+      <w:pPr>
+        <w:numPr>
+          <w:ilvl w:val="0"/>
+          <w:numId w:val="30"/>
+        </w:numPr>
+      </w:pPr>
+      <w:r>
+        <w:t>Implementation with Python/</w:t>
+      </w:r>
+      <w:proofErr w:type="spellStart"/>
+      <w:r>
+        <w:t>FastAPI</w:t>
+      </w:r>
+      <w:proofErr w:type="spellEnd"/>
+      <w:r>
+        <w:t>/</w:t>
+      </w:r>
+      <w:proofErr w:type="spellStart"/>
+      <w:r>
+        <w:t>LangChain</w:t>
+      </w:r>
+      <w:proofErr w:type="spellEnd"/>
+    </w:p>
+    <w:p>
+      <w:pPr>
+        <w:numPr>
+          <w:ilvl w:val="0"/>
+          <w:numId w:val="30"/>
+        </w:numPr>
+      </w:pPr>
+      <w:r>
         <w:lastRenderedPageBreak/>
-        <w:t>Enterprise RAG system design</w:t>
-      </w:r>
-    </w:p>
-    <w:p>
-      <w:pPr>
-        <w:numPr>
-          <w:ilvl w:val="0"/>
-          <w:numId w:val="30"/>
-        </w:numPr>
-      </w:pPr>
-      <w:r>
-        <w:t>LLM internals (transformers, KV cache, quantization)</w:t>
-      </w:r>
-    </w:p>
-    <w:p>
-      <w:pPr>
-        <w:numPr>
-          <w:ilvl w:val="0"/>
-          <w:numId w:val="30"/>
-        </w:numPr>
-      </w:pPr>
-      <w:r>
-        <w:t>Implementation with Python/</w:t>
-      </w:r>
-      <w:proofErr w:type="spellStart"/>
-      <w:r>
-        <w:t>FastAPI</w:t>
-      </w:r>
-      <w:proofErr w:type="spellEnd"/>
-      <w:r>
-        <w:t>/</w:t>
-      </w:r>
-      <w:proofErr w:type="spellStart"/>
-      <w:r>
-        <w:t>LangChain</w:t>
-      </w:r>
-      <w:proofErr w:type="spellEnd"/>
-    </w:p>
-    <w:p>
-      <w:pPr>
-        <w:numPr>
-          <w:ilvl w:val="0"/>
-          <w:numId w:val="30"/>
-        </w:numPr>
-      </w:pPr>
-      <w:r>
         <w:t>Deployment and monitoring</w:t>
       </w:r>
     </w:p>
@@ -8298,6 +6405,119 @@
     </w:lvl>
   </w:abstractNum>
   <w:abstractNum w:abstractNumId="2" w15:restartNumberingAfterBreak="0">
+    <w:nsid w:val="1568600C"/>
+    <w:multiLevelType w:val="hybridMultilevel"/>
+    <w:tmpl w:val="A11AFDAA"/>
+    <w:lvl w:ilvl="0" w:tplc="40090001">
+      <w:start w:val="1"/>
+      <w:numFmt w:val="bullet"/>
+      <w:lvlText w:val=""/>
+      <w:lvlJc w:val="left"/>
+      <w:pPr>
+        <w:ind w:left="720" w:hanging="360"/>
+      </w:pPr>
+      <w:rPr>
+        <w:rFonts w:ascii="Symbol" w:hAnsi="Symbol" w:hint="default"/>
+      </w:rPr>
+    </w:lvl>
+    <w:lvl w:ilvl="1" w:tplc="40090003" w:tentative="1">
+      <w:start w:val="1"/>
+      <w:numFmt w:val="bullet"/>
+      <w:lvlText w:val="o"/>
+      <w:lvlJc w:val="left"/>
+      <w:pPr>
+        <w:ind w:left="1440" w:hanging="360"/>
+      </w:pPr>
+      <w:rPr>
+        <w:rFonts w:ascii="Courier New" w:hAnsi="Courier New" w:cs="Courier New" w:hint="default"/>
+      </w:rPr>
+    </w:lvl>
+    <w:lvl w:ilvl="2" w:tplc="40090005" w:tentative="1">
+      <w:start w:val="1"/>
+      <w:numFmt w:val="bullet"/>
+      <w:lvlText w:val=""/>
+      <w:lvlJc w:val="left"/>
+      <w:pPr>
+        <w:ind w:left="2160" w:hanging="360"/>
+      </w:pPr>
+      <w:rPr>
+        <w:rFonts w:ascii="Wingdings" w:hAnsi="Wingdings" w:hint="default"/>
+      </w:rPr>
+    </w:lvl>
+    <w:lvl w:ilvl="3" w:tplc="40090001" w:tentative="1">
+      <w:start w:val="1"/>
+      <w:numFmt w:val="bullet"/>
+      <w:lvlText w:val=""/>
+      <w:lvlJc w:val="left"/>
+      <w:pPr>
+        <w:ind w:left="2880" w:hanging="360"/>
+      </w:pPr>
+      <w:rPr>
+        <w:rFonts w:ascii="Symbol" w:hAnsi="Symbol" w:hint="default"/>
+      </w:rPr>
+    </w:lvl>
+    <w:lvl w:ilvl="4" w:tplc="40090003" w:tentative="1">
+      <w:start w:val="1"/>
+      <w:numFmt w:val="bullet"/>
+      <w:lvlText w:val="o"/>
+      <w:lvlJc w:val="left"/>
+      <w:pPr>
+        <w:ind w:left="3600" w:hanging="360"/>
+      </w:pPr>
+      <w:rPr>
+        <w:rFonts w:ascii="Courier New" w:hAnsi="Courier New" w:cs="Courier New" w:hint="default"/>
+      </w:rPr>
+    </w:lvl>
+    <w:lvl w:ilvl="5" w:tplc="40090005" w:tentative="1">
+      <w:start w:val="1"/>
+      <w:numFmt w:val="bullet"/>
+      <w:lvlText w:val=""/>
+      <w:lvlJc w:val="left"/>
+      <w:pPr>
+        <w:ind w:left="4320" w:hanging="360"/>
+      </w:pPr>
+      <w:rPr>
+        <w:rFonts w:ascii="Wingdings" w:hAnsi="Wingdings" w:hint="default"/>
+      </w:rPr>
+    </w:lvl>
+    <w:lvl w:ilvl="6" w:tplc="40090001" w:tentative="1">
+      <w:start w:val="1"/>
+      <w:numFmt w:val="bullet"/>
+      <w:lvlText w:val=""/>
+      <w:lvlJc w:val="left"/>
+      <w:pPr>
+        <w:ind w:left="5040" w:hanging="360"/>
+      </w:pPr>
+      <w:rPr>
+        <w:rFonts w:ascii="Symbol" w:hAnsi="Symbol" w:hint="default"/>
+      </w:rPr>
+    </w:lvl>
+    <w:lvl w:ilvl="7" w:tplc="40090003" w:tentative="1">
+      <w:start w:val="1"/>
+      <w:numFmt w:val="bullet"/>
+      <w:lvlText w:val="o"/>
+      <w:lvlJc w:val="left"/>
+      <w:pPr>
+        <w:ind w:left="5760" w:hanging="360"/>
+      </w:pPr>
+      <w:rPr>
+        <w:rFonts w:ascii="Courier New" w:hAnsi="Courier New" w:cs="Courier New" w:hint="default"/>
+      </w:rPr>
+    </w:lvl>
+    <w:lvl w:ilvl="8" w:tplc="40090005" w:tentative="1">
+      <w:start w:val="1"/>
+      <w:numFmt w:val="bullet"/>
+      <w:lvlText w:val=""/>
+      <w:lvlJc w:val="left"/>
+      <w:pPr>
+        <w:ind w:left="6480" w:hanging="360"/>
+      </w:pPr>
+      <w:rPr>
+        <w:rFonts w:ascii="Wingdings" w:hAnsi="Wingdings" w:hint="default"/>
+      </w:rPr>
+    </w:lvl>
+  </w:abstractNum>
+  <w:abstractNum w:abstractNumId="3" w15:restartNumberingAfterBreak="0">
     <w:nsid w:val="16C94E36"/>
     <w:multiLevelType w:val="multilevel"/>
     <w:tmpl w:val="5148CBD6"/>
@@ -8446,7 +6666,7 @@
       </w:rPr>
     </w:lvl>
   </w:abstractNum>
-  <w:abstractNum w:abstractNumId="3" w15:restartNumberingAfterBreak="0">
+  <w:abstractNum w:abstractNumId="4" w15:restartNumberingAfterBreak="0">
     <w:nsid w:val="1BF24D52"/>
     <w:multiLevelType w:val="multilevel"/>
     <w:tmpl w:val="33E2AC08"/>
@@ -8595,7 +6815,7 @@
       </w:rPr>
     </w:lvl>
   </w:abstractNum>
-  <w:abstractNum w:abstractNumId="4" w15:restartNumberingAfterBreak="0">
+  <w:abstractNum w:abstractNumId="5" w15:restartNumberingAfterBreak="0">
     <w:nsid w:val="1FCA31C5"/>
     <w:multiLevelType w:val="multilevel"/>
     <w:tmpl w:val="235493F8"/>
@@ -8744,7 +6964,7 @@
       </w:rPr>
     </w:lvl>
   </w:abstractNum>
-  <w:abstractNum w:abstractNumId="5" w15:restartNumberingAfterBreak="0">
+  <w:abstractNum w:abstractNumId="6" w15:restartNumberingAfterBreak="0">
     <w:nsid w:val="2206081B"/>
     <w:multiLevelType w:val="multilevel"/>
     <w:tmpl w:val="65BA1DA6"/>
@@ -8857,7 +7077,7 @@
       </w:pPr>
     </w:lvl>
   </w:abstractNum>
-  <w:abstractNum w:abstractNumId="6" w15:restartNumberingAfterBreak="0">
+  <w:abstractNum w:abstractNumId="7" w15:restartNumberingAfterBreak="0">
     <w:nsid w:val="23C90F63"/>
     <w:multiLevelType w:val="multilevel"/>
     <w:tmpl w:val="1316971A"/>
@@ -9006,7 +7226,7 @@
       </w:rPr>
     </w:lvl>
   </w:abstractNum>
-  <w:abstractNum w:abstractNumId="7" w15:restartNumberingAfterBreak="0">
+  <w:abstractNum w:abstractNumId="8" w15:restartNumberingAfterBreak="0">
     <w:nsid w:val="25154013"/>
     <w:multiLevelType w:val="multilevel"/>
     <w:tmpl w:val="920ECC04"/>
@@ -9119,7 +7339,7 @@
       </w:pPr>
     </w:lvl>
   </w:abstractNum>
-  <w:abstractNum w:abstractNumId="8" w15:restartNumberingAfterBreak="0">
+  <w:abstractNum w:abstractNumId="9" w15:restartNumberingAfterBreak="0">
     <w:nsid w:val="286154B3"/>
     <w:multiLevelType w:val="multilevel"/>
     <w:tmpl w:val="1FC66FD6"/>
@@ -9268,7 +7488,120 @@
       </w:rPr>
     </w:lvl>
   </w:abstractNum>
-  <w:abstractNum w:abstractNumId="9" w15:restartNumberingAfterBreak="0">
+  <w:abstractNum w:abstractNumId="10" w15:restartNumberingAfterBreak="0">
+    <w:nsid w:val="2A802216"/>
+    <w:multiLevelType w:val="hybridMultilevel"/>
+    <w:tmpl w:val="AB401FBC"/>
+    <w:lvl w:ilvl="0" w:tplc="40090001">
+      <w:start w:val="1"/>
+      <w:numFmt w:val="bullet"/>
+      <w:lvlText w:val=""/>
+      <w:lvlJc w:val="left"/>
+      <w:pPr>
+        <w:ind w:left="720" w:hanging="360"/>
+      </w:pPr>
+      <w:rPr>
+        <w:rFonts w:ascii="Symbol" w:hAnsi="Symbol" w:hint="default"/>
+      </w:rPr>
+    </w:lvl>
+    <w:lvl w:ilvl="1" w:tplc="40090003" w:tentative="1">
+      <w:start w:val="1"/>
+      <w:numFmt w:val="bullet"/>
+      <w:lvlText w:val="o"/>
+      <w:lvlJc w:val="left"/>
+      <w:pPr>
+        <w:ind w:left="1440" w:hanging="360"/>
+      </w:pPr>
+      <w:rPr>
+        <w:rFonts w:ascii="Courier New" w:hAnsi="Courier New" w:cs="Courier New" w:hint="default"/>
+      </w:rPr>
+    </w:lvl>
+    <w:lvl w:ilvl="2" w:tplc="40090005" w:tentative="1">
+      <w:start w:val="1"/>
+      <w:numFmt w:val="bullet"/>
+      <w:lvlText w:val=""/>
+      <w:lvlJc w:val="left"/>
+      <w:pPr>
+        <w:ind w:left="2160" w:hanging="360"/>
+      </w:pPr>
+      <w:rPr>
+        <w:rFonts w:ascii="Wingdings" w:hAnsi="Wingdings" w:hint="default"/>
+      </w:rPr>
+    </w:lvl>
+    <w:lvl w:ilvl="3" w:tplc="40090001" w:tentative="1">
+      <w:start w:val="1"/>
+      <w:numFmt w:val="bullet"/>
+      <w:lvlText w:val=""/>
+      <w:lvlJc w:val="left"/>
+      <w:pPr>
+        <w:ind w:left="2880" w:hanging="360"/>
+      </w:pPr>
+      <w:rPr>
+        <w:rFonts w:ascii="Symbol" w:hAnsi="Symbol" w:hint="default"/>
+      </w:rPr>
+    </w:lvl>
+    <w:lvl w:ilvl="4" w:tplc="40090003" w:tentative="1">
+      <w:start w:val="1"/>
+      <w:numFmt w:val="bullet"/>
+      <w:lvlText w:val="o"/>
+      <w:lvlJc w:val="left"/>
+      <w:pPr>
+        <w:ind w:left="3600" w:hanging="360"/>
+      </w:pPr>
+      <w:rPr>
+        <w:rFonts w:ascii="Courier New" w:hAnsi="Courier New" w:cs="Courier New" w:hint="default"/>
+      </w:rPr>
+    </w:lvl>
+    <w:lvl w:ilvl="5" w:tplc="40090005" w:tentative="1">
+      <w:start w:val="1"/>
+      <w:numFmt w:val="bullet"/>
+      <w:lvlText w:val=""/>
+      <w:lvlJc w:val="left"/>
+      <w:pPr>
+        <w:ind w:left="4320" w:hanging="360"/>
+      </w:pPr>
+      <w:rPr>
+        <w:rFonts w:ascii="Wingdings" w:hAnsi="Wingdings" w:hint="default"/>
+      </w:rPr>
+    </w:lvl>
+    <w:lvl w:ilvl="6" w:tplc="40090001" w:tentative="1">
+      <w:start w:val="1"/>
+      <w:numFmt w:val="bullet"/>
+      <w:lvlText w:val=""/>
+      <w:lvlJc w:val="left"/>
+      <w:pPr>
+        <w:ind w:left="5040" w:hanging="360"/>
+      </w:pPr>
+      <w:rPr>
+        <w:rFonts w:ascii="Symbol" w:hAnsi="Symbol" w:hint="default"/>
+      </w:rPr>
+    </w:lvl>
+    <w:lvl w:ilvl="7" w:tplc="40090003" w:tentative="1">
+      <w:start w:val="1"/>
+      <w:numFmt w:val="bullet"/>
+      <w:lvlText w:val="o"/>
+      <w:lvlJc w:val="left"/>
+      <w:pPr>
+        <w:ind w:left="5760" w:hanging="360"/>
+      </w:pPr>
+      <w:rPr>
+        <w:rFonts w:ascii="Courier New" w:hAnsi="Courier New" w:cs="Courier New" w:hint="default"/>
+      </w:rPr>
+    </w:lvl>
+    <w:lvl w:ilvl="8" w:tplc="40090005" w:tentative="1">
+      <w:start w:val="1"/>
+      <w:numFmt w:val="bullet"/>
+      <w:lvlText w:val=""/>
+      <w:lvlJc w:val="left"/>
+      <w:pPr>
+        <w:ind w:left="6480" w:hanging="360"/>
+      </w:pPr>
+      <w:rPr>
+        <w:rFonts w:ascii="Wingdings" w:hAnsi="Wingdings" w:hint="default"/>
+      </w:rPr>
+    </w:lvl>
+  </w:abstractNum>
+  <w:abstractNum w:abstractNumId="11" w15:restartNumberingAfterBreak="0">
     <w:nsid w:val="2D07216D"/>
     <w:multiLevelType w:val="multilevel"/>
     <w:tmpl w:val="FCA04BDE"/>
@@ -9417,7 +7750,120 @@
       </w:rPr>
     </w:lvl>
   </w:abstractNum>
-  <w:abstractNum w:abstractNumId="10" w15:restartNumberingAfterBreak="0">
+  <w:abstractNum w:abstractNumId="12" w15:restartNumberingAfterBreak="0">
+    <w:nsid w:val="30E15DF1"/>
+    <w:multiLevelType w:val="hybridMultilevel"/>
+    <w:tmpl w:val="5FBC1FEC"/>
+    <w:lvl w:ilvl="0" w:tplc="40090001">
+      <w:start w:val="1"/>
+      <w:numFmt w:val="bullet"/>
+      <w:lvlText w:val=""/>
+      <w:lvlJc w:val="left"/>
+      <w:pPr>
+        <w:ind w:left="720" w:hanging="360"/>
+      </w:pPr>
+      <w:rPr>
+        <w:rFonts w:ascii="Symbol" w:hAnsi="Symbol" w:hint="default"/>
+      </w:rPr>
+    </w:lvl>
+    <w:lvl w:ilvl="1" w:tplc="40090003" w:tentative="1">
+      <w:start w:val="1"/>
+      <w:numFmt w:val="bullet"/>
+      <w:lvlText w:val="o"/>
+      <w:lvlJc w:val="left"/>
+      <w:pPr>
+        <w:ind w:left="1440" w:hanging="360"/>
+      </w:pPr>
+      <w:rPr>
+        <w:rFonts w:ascii="Courier New" w:hAnsi="Courier New" w:cs="Courier New" w:hint="default"/>
+      </w:rPr>
+    </w:lvl>
+    <w:lvl w:ilvl="2" w:tplc="40090005" w:tentative="1">
+      <w:start w:val="1"/>
+      <w:numFmt w:val="bullet"/>
+      <w:lvlText w:val=""/>
+      <w:lvlJc w:val="left"/>
+      <w:pPr>
+        <w:ind w:left="2160" w:hanging="360"/>
+      </w:pPr>
+      <w:rPr>
+        <w:rFonts w:ascii="Wingdings" w:hAnsi="Wingdings" w:hint="default"/>
+      </w:rPr>
+    </w:lvl>
+    <w:lvl w:ilvl="3" w:tplc="40090001" w:tentative="1">
+      <w:start w:val="1"/>
+      <w:numFmt w:val="bullet"/>
+      <w:lvlText w:val=""/>
+      <w:lvlJc w:val="left"/>
+      <w:pPr>
+        <w:ind w:left="2880" w:hanging="360"/>
+      </w:pPr>
+      <w:rPr>
+        <w:rFonts w:ascii="Symbol" w:hAnsi="Symbol" w:hint="default"/>
+      </w:rPr>
+    </w:lvl>
+    <w:lvl w:ilvl="4" w:tplc="40090003" w:tentative="1">
+      <w:start w:val="1"/>
+      <w:numFmt w:val="bullet"/>
+      <w:lvlText w:val="o"/>
+      <w:lvlJc w:val="left"/>
+      <w:pPr>
+        <w:ind w:left="3600" w:hanging="360"/>
+      </w:pPr>
+      <w:rPr>
+        <w:rFonts w:ascii="Courier New" w:hAnsi="Courier New" w:cs="Courier New" w:hint="default"/>
+      </w:rPr>
+    </w:lvl>
+    <w:lvl w:ilvl="5" w:tplc="40090005" w:tentative="1">
+      <w:start w:val="1"/>
+      <w:numFmt w:val="bullet"/>
+      <w:lvlText w:val=""/>
+      <w:lvlJc w:val="left"/>
+      <w:pPr>
+        <w:ind w:left="4320" w:hanging="360"/>
+      </w:pPr>
+      <w:rPr>
+        <w:rFonts w:ascii="Wingdings" w:hAnsi="Wingdings" w:hint="default"/>
+      </w:rPr>
+    </w:lvl>
+    <w:lvl w:ilvl="6" w:tplc="40090001" w:tentative="1">
+      <w:start w:val="1"/>
+      <w:numFmt w:val="bullet"/>
+      <w:lvlText w:val=""/>
+      <w:lvlJc w:val="left"/>
+      <w:pPr>
+        <w:ind w:left="5040" w:hanging="360"/>
+      </w:pPr>
+      <w:rPr>
+        <w:rFonts w:ascii="Symbol" w:hAnsi="Symbol" w:hint="default"/>
+      </w:rPr>
+    </w:lvl>
+    <w:lvl w:ilvl="7" w:tplc="40090003" w:tentative="1">
+      <w:start w:val="1"/>
+      <w:numFmt w:val="bullet"/>
+      <w:lvlText w:val="o"/>
+      <w:lvlJc w:val="left"/>
+      <w:pPr>
+        <w:ind w:left="5760" w:hanging="360"/>
+      </w:pPr>
+      <w:rPr>
+        <w:rFonts w:ascii="Courier New" w:hAnsi="Courier New" w:cs="Courier New" w:hint="default"/>
+      </w:rPr>
+    </w:lvl>
+    <w:lvl w:ilvl="8" w:tplc="40090005" w:tentative="1">
+      <w:start w:val="1"/>
+      <w:numFmt w:val="bullet"/>
+      <w:lvlText w:val=""/>
+      <w:lvlJc w:val="left"/>
+      <w:pPr>
+        <w:ind w:left="6480" w:hanging="360"/>
+      </w:pPr>
+      <w:rPr>
+        <w:rFonts w:ascii="Wingdings" w:hAnsi="Wingdings" w:hint="default"/>
+      </w:rPr>
+    </w:lvl>
+  </w:abstractNum>
+  <w:abstractNum w:abstractNumId="13" w15:restartNumberingAfterBreak="0">
     <w:nsid w:val="31B225FE"/>
     <w:multiLevelType w:val="multilevel"/>
     <w:tmpl w:val="6442C890"/>
@@ -9566,7 +8012,7 @@
       </w:rPr>
     </w:lvl>
   </w:abstractNum>
-  <w:abstractNum w:abstractNumId="11" w15:restartNumberingAfterBreak="0">
+  <w:abstractNum w:abstractNumId="14" w15:restartNumberingAfterBreak="0">
     <w:nsid w:val="37D34BB4"/>
     <w:multiLevelType w:val="multilevel"/>
     <w:tmpl w:val="E42274E2"/>
@@ -9715,7 +8161,7 @@
       </w:rPr>
     </w:lvl>
   </w:abstractNum>
-  <w:abstractNum w:abstractNumId="12" w15:restartNumberingAfterBreak="0">
+  <w:abstractNum w:abstractNumId="15" w15:restartNumberingAfterBreak="0">
     <w:nsid w:val="38B239FD"/>
     <w:multiLevelType w:val="multilevel"/>
     <w:tmpl w:val="A61E7AFE"/>
@@ -9864,7 +8310,7 @@
       </w:rPr>
     </w:lvl>
   </w:abstractNum>
-  <w:abstractNum w:abstractNumId="13" w15:restartNumberingAfterBreak="0">
+  <w:abstractNum w:abstractNumId="16" w15:restartNumberingAfterBreak="0">
     <w:nsid w:val="3C6402F1"/>
     <w:multiLevelType w:val="multilevel"/>
     <w:tmpl w:val="2EF24F9C"/>
@@ -10013,7 +8459,7 @@
       </w:rPr>
     </w:lvl>
   </w:abstractNum>
-  <w:abstractNum w:abstractNumId="14" w15:restartNumberingAfterBreak="0">
+  <w:abstractNum w:abstractNumId="17" w15:restartNumberingAfterBreak="0">
     <w:nsid w:val="41AC3762"/>
     <w:multiLevelType w:val="multilevel"/>
     <w:tmpl w:val="D9D8D7BE"/>
@@ -10162,7 +8608,233 @@
       </w:rPr>
     </w:lvl>
   </w:abstractNum>
-  <w:abstractNum w:abstractNumId="15" w15:restartNumberingAfterBreak="0">
+  <w:abstractNum w:abstractNumId="18" w15:restartNumberingAfterBreak="0">
+    <w:nsid w:val="484E0EFD"/>
+    <w:multiLevelType w:val="hybridMultilevel"/>
+    <w:tmpl w:val="52DAFE14"/>
+    <w:lvl w:ilvl="0" w:tplc="40090001">
+      <w:start w:val="1"/>
+      <w:numFmt w:val="bullet"/>
+      <w:lvlText w:val=""/>
+      <w:lvlJc w:val="left"/>
+      <w:pPr>
+        <w:ind w:left="720" w:hanging="360"/>
+      </w:pPr>
+      <w:rPr>
+        <w:rFonts w:ascii="Symbol" w:hAnsi="Symbol" w:hint="default"/>
+      </w:rPr>
+    </w:lvl>
+    <w:lvl w:ilvl="1" w:tplc="40090003" w:tentative="1">
+      <w:start w:val="1"/>
+      <w:numFmt w:val="bullet"/>
+      <w:lvlText w:val="o"/>
+      <w:lvlJc w:val="left"/>
+      <w:pPr>
+        <w:ind w:left="1440" w:hanging="360"/>
+      </w:pPr>
+      <w:rPr>
+        <w:rFonts w:ascii="Courier New" w:hAnsi="Courier New" w:cs="Courier New" w:hint="default"/>
+      </w:rPr>
+    </w:lvl>
+    <w:lvl w:ilvl="2" w:tplc="40090005" w:tentative="1">
+      <w:start w:val="1"/>
+      <w:numFmt w:val="bullet"/>
+      <w:lvlText w:val=""/>
+      <w:lvlJc w:val="left"/>
+      <w:pPr>
+        <w:ind w:left="2160" w:hanging="360"/>
+      </w:pPr>
+      <w:rPr>
+        <w:rFonts w:ascii="Wingdings" w:hAnsi="Wingdings" w:hint="default"/>
+      </w:rPr>
+    </w:lvl>
+    <w:lvl w:ilvl="3" w:tplc="40090001" w:tentative="1">
+      <w:start w:val="1"/>
+      <w:numFmt w:val="bullet"/>
+      <w:lvlText w:val=""/>
+      <w:lvlJc w:val="left"/>
+      <w:pPr>
+        <w:ind w:left="2880" w:hanging="360"/>
+      </w:pPr>
+      <w:rPr>
+        <w:rFonts w:ascii="Symbol" w:hAnsi="Symbol" w:hint="default"/>
+      </w:rPr>
+    </w:lvl>
+    <w:lvl w:ilvl="4" w:tplc="40090003" w:tentative="1">
+      <w:start w:val="1"/>
+      <w:numFmt w:val="bullet"/>
+      <w:lvlText w:val="o"/>
+      <w:lvlJc w:val="left"/>
+      <w:pPr>
+        <w:ind w:left="3600" w:hanging="360"/>
+      </w:pPr>
+      <w:rPr>
+        <w:rFonts w:ascii="Courier New" w:hAnsi="Courier New" w:cs="Courier New" w:hint="default"/>
+      </w:rPr>
+    </w:lvl>
+    <w:lvl w:ilvl="5" w:tplc="40090005" w:tentative="1">
+      <w:start w:val="1"/>
+      <w:numFmt w:val="bullet"/>
+      <w:lvlText w:val=""/>
+      <w:lvlJc w:val="left"/>
+      <w:pPr>
+        <w:ind w:left="4320" w:hanging="360"/>
+      </w:pPr>
+      <w:rPr>
+        <w:rFonts w:ascii="Wingdings" w:hAnsi="Wingdings" w:hint="default"/>
+      </w:rPr>
+    </w:lvl>
+    <w:lvl w:ilvl="6" w:tplc="40090001" w:tentative="1">
+      <w:start w:val="1"/>
+      <w:numFmt w:val="bullet"/>
+      <w:lvlText w:val=""/>
+      <w:lvlJc w:val="left"/>
+      <w:pPr>
+        <w:ind w:left="5040" w:hanging="360"/>
+      </w:pPr>
+      <w:rPr>
+        <w:rFonts w:ascii="Symbol" w:hAnsi="Symbol" w:hint="default"/>
+      </w:rPr>
+    </w:lvl>
+    <w:lvl w:ilvl="7" w:tplc="40090003" w:tentative="1">
+      <w:start w:val="1"/>
+      <w:numFmt w:val="bullet"/>
+      <w:lvlText w:val="o"/>
+      <w:lvlJc w:val="left"/>
+      <w:pPr>
+        <w:ind w:left="5760" w:hanging="360"/>
+      </w:pPr>
+      <w:rPr>
+        <w:rFonts w:ascii="Courier New" w:hAnsi="Courier New" w:cs="Courier New" w:hint="default"/>
+      </w:rPr>
+    </w:lvl>
+    <w:lvl w:ilvl="8" w:tplc="40090005" w:tentative="1">
+      <w:start w:val="1"/>
+      <w:numFmt w:val="bullet"/>
+      <w:lvlText w:val=""/>
+      <w:lvlJc w:val="left"/>
+      <w:pPr>
+        <w:ind w:left="6480" w:hanging="360"/>
+      </w:pPr>
+      <w:rPr>
+        <w:rFonts w:ascii="Wingdings" w:hAnsi="Wingdings" w:hint="default"/>
+      </w:rPr>
+    </w:lvl>
+  </w:abstractNum>
+  <w:abstractNum w:abstractNumId="19" w15:restartNumberingAfterBreak="0">
+    <w:nsid w:val="49421CA8"/>
+    <w:multiLevelType w:val="hybridMultilevel"/>
+    <w:tmpl w:val="0284C138"/>
+    <w:lvl w:ilvl="0" w:tplc="40090001">
+      <w:start w:val="1"/>
+      <w:numFmt w:val="bullet"/>
+      <w:lvlText w:val=""/>
+      <w:lvlJc w:val="left"/>
+      <w:pPr>
+        <w:ind w:left="720" w:hanging="360"/>
+      </w:pPr>
+      <w:rPr>
+        <w:rFonts w:ascii="Symbol" w:hAnsi="Symbol" w:hint="default"/>
+      </w:rPr>
+    </w:lvl>
+    <w:lvl w:ilvl="1" w:tplc="40090003" w:tentative="1">
+      <w:start w:val="1"/>
+      <w:numFmt w:val="bullet"/>
+      <w:lvlText w:val="o"/>
+      <w:lvlJc w:val="left"/>
+      <w:pPr>
+        <w:ind w:left="1440" w:hanging="360"/>
+      </w:pPr>
+      <w:rPr>
+        <w:rFonts w:ascii="Courier New" w:hAnsi="Courier New" w:cs="Courier New" w:hint="default"/>
+      </w:rPr>
+    </w:lvl>
+    <w:lvl w:ilvl="2" w:tplc="40090005" w:tentative="1">
+      <w:start w:val="1"/>
+      <w:numFmt w:val="bullet"/>
+      <w:lvlText w:val=""/>
+      <w:lvlJc w:val="left"/>
+      <w:pPr>
+        <w:ind w:left="2160" w:hanging="360"/>
+      </w:pPr>
+      <w:rPr>
+        <w:rFonts w:ascii="Wingdings" w:hAnsi="Wingdings" w:hint="default"/>
+      </w:rPr>
+    </w:lvl>
+    <w:lvl w:ilvl="3" w:tplc="40090001" w:tentative="1">
+      <w:start w:val="1"/>
+      <w:numFmt w:val="bullet"/>
+      <w:lvlText w:val=""/>
+      <w:lvlJc w:val="left"/>
+      <w:pPr>
+        <w:ind w:left="2880" w:hanging="360"/>
+      </w:pPr>
+      <w:rPr>
+        <w:rFonts w:ascii="Symbol" w:hAnsi="Symbol" w:hint="default"/>
+      </w:rPr>
+    </w:lvl>
+    <w:lvl w:ilvl="4" w:tplc="40090003" w:tentative="1">
+      <w:start w:val="1"/>
+      <w:numFmt w:val="bullet"/>
+      <w:lvlText w:val="o"/>
+      <w:lvlJc w:val="left"/>
+      <w:pPr>
+        <w:ind w:left="3600" w:hanging="360"/>
+      </w:pPr>
+      <w:rPr>
+        <w:rFonts w:ascii="Courier New" w:hAnsi="Courier New" w:cs="Courier New" w:hint="default"/>
+      </w:rPr>
+    </w:lvl>
+    <w:lvl w:ilvl="5" w:tplc="40090005" w:tentative="1">
+      <w:start w:val="1"/>
+      <w:numFmt w:val="bullet"/>
+      <w:lvlText w:val=""/>
+      <w:lvlJc w:val="left"/>
+      <w:pPr>
+        <w:ind w:left="4320" w:hanging="360"/>
+      </w:pPr>
+      <w:rPr>
+        <w:rFonts w:ascii="Wingdings" w:hAnsi="Wingdings" w:hint="default"/>
+      </w:rPr>
+    </w:lvl>
+    <w:lvl w:ilvl="6" w:tplc="40090001" w:tentative="1">
+      <w:start w:val="1"/>
+      <w:numFmt w:val="bullet"/>
+      <w:lvlText w:val=""/>
+      <w:lvlJc w:val="left"/>
+      <w:pPr>
+        <w:ind w:left="5040" w:hanging="360"/>
+      </w:pPr>
+      <w:rPr>
+        <w:rFonts w:ascii="Symbol" w:hAnsi="Symbol" w:hint="default"/>
+      </w:rPr>
+    </w:lvl>
+    <w:lvl w:ilvl="7" w:tplc="40090003" w:tentative="1">
+      <w:start w:val="1"/>
+      <w:numFmt w:val="bullet"/>
+      <w:lvlText w:val="o"/>
+      <w:lvlJc w:val="left"/>
+      <w:pPr>
+        <w:ind w:left="5760" w:hanging="360"/>
+      </w:pPr>
+      <w:rPr>
+        <w:rFonts w:ascii="Courier New" w:hAnsi="Courier New" w:cs="Courier New" w:hint="default"/>
+      </w:rPr>
+    </w:lvl>
+    <w:lvl w:ilvl="8" w:tplc="40090005" w:tentative="1">
+      <w:start w:val="1"/>
+      <w:numFmt w:val="bullet"/>
+      <w:lvlText w:val=""/>
+      <w:lvlJc w:val="left"/>
+      <w:pPr>
+        <w:ind w:left="6480" w:hanging="360"/>
+      </w:pPr>
+      <w:rPr>
+        <w:rFonts w:ascii="Wingdings" w:hAnsi="Wingdings" w:hint="default"/>
+      </w:rPr>
+    </w:lvl>
+  </w:abstractNum>
+  <w:abstractNum w:abstractNumId="20" w15:restartNumberingAfterBreak="0">
     <w:nsid w:val="4DCF4D20"/>
     <w:multiLevelType w:val="multilevel"/>
     <w:tmpl w:val="1298CC2A"/>
@@ -10311,7 +8983,7 @@
       </w:rPr>
     </w:lvl>
   </w:abstractNum>
-  <w:abstractNum w:abstractNumId="16" w15:restartNumberingAfterBreak="0">
+  <w:abstractNum w:abstractNumId="21" w15:restartNumberingAfterBreak="0">
     <w:nsid w:val="4E251DB6"/>
     <w:multiLevelType w:val="multilevel"/>
     <w:tmpl w:val="1DDC016A"/>
@@ -10460,7 +9132,7 @@
       </w:rPr>
     </w:lvl>
   </w:abstractNum>
-  <w:abstractNum w:abstractNumId="17" w15:restartNumberingAfterBreak="0">
+  <w:abstractNum w:abstractNumId="22" w15:restartNumberingAfterBreak="0">
     <w:nsid w:val="51CE025E"/>
     <w:multiLevelType w:val="multilevel"/>
     <w:tmpl w:val="000E8C74"/>
@@ -10609,7 +9281,7 @@
       </w:rPr>
     </w:lvl>
   </w:abstractNum>
-  <w:abstractNum w:abstractNumId="18" w15:restartNumberingAfterBreak="0">
+  <w:abstractNum w:abstractNumId="23" w15:restartNumberingAfterBreak="0">
     <w:nsid w:val="52596C9E"/>
     <w:multiLevelType w:val="multilevel"/>
     <w:tmpl w:val="57DA9A5A"/>
@@ -10758,7 +9430,120 @@
       </w:rPr>
     </w:lvl>
   </w:abstractNum>
-  <w:abstractNum w:abstractNumId="19" w15:restartNumberingAfterBreak="0">
+  <w:abstractNum w:abstractNumId="24" w15:restartNumberingAfterBreak="0">
+    <w:nsid w:val="54F74A92"/>
+    <w:multiLevelType w:val="hybridMultilevel"/>
+    <w:tmpl w:val="2A625938"/>
+    <w:lvl w:ilvl="0" w:tplc="40090001">
+      <w:start w:val="1"/>
+      <w:numFmt w:val="bullet"/>
+      <w:lvlText w:val=""/>
+      <w:lvlJc w:val="left"/>
+      <w:pPr>
+        <w:ind w:left="720" w:hanging="360"/>
+      </w:pPr>
+      <w:rPr>
+        <w:rFonts w:ascii="Symbol" w:hAnsi="Symbol" w:hint="default"/>
+      </w:rPr>
+    </w:lvl>
+    <w:lvl w:ilvl="1" w:tplc="40090003" w:tentative="1">
+      <w:start w:val="1"/>
+      <w:numFmt w:val="bullet"/>
+      <w:lvlText w:val="o"/>
+      <w:lvlJc w:val="left"/>
+      <w:pPr>
+        <w:ind w:left="1440" w:hanging="360"/>
+      </w:pPr>
+      <w:rPr>
+        <w:rFonts w:ascii="Courier New" w:hAnsi="Courier New" w:cs="Courier New" w:hint="default"/>
+      </w:rPr>
+    </w:lvl>
+    <w:lvl w:ilvl="2" w:tplc="40090005" w:tentative="1">
+      <w:start w:val="1"/>
+      <w:numFmt w:val="bullet"/>
+      <w:lvlText w:val=""/>
+      <w:lvlJc w:val="left"/>
+      <w:pPr>
+        <w:ind w:left="2160" w:hanging="360"/>
+      </w:pPr>
+      <w:rPr>
+        <w:rFonts w:ascii="Wingdings" w:hAnsi="Wingdings" w:hint="default"/>
+      </w:rPr>
+    </w:lvl>
+    <w:lvl w:ilvl="3" w:tplc="40090001" w:tentative="1">
+      <w:start w:val="1"/>
+      <w:numFmt w:val="bullet"/>
+      <w:lvlText w:val=""/>
+      <w:lvlJc w:val="left"/>
+      <w:pPr>
+        <w:ind w:left="2880" w:hanging="360"/>
+      </w:pPr>
+      <w:rPr>
+        <w:rFonts w:ascii="Symbol" w:hAnsi="Symbol" w:hint="default"/>
+      </w:rPr>
+    </w:lvl>
+    <w:lvl w:ilvl="4" w:tplc="40090003" w:tentative="1">
+      <w:start w:val="1"/>
+      <w:numFmt w:val="bullet"/>
+      <w:lvlText w:val="o"/>
+      <w:lvlJc w:val="left"/>
+      <w:pPr>
+        <w:ind w:left="3600" w:hanging="360"/>
+      </w:pPr>
+      <w:rPr>
+        <w:rFonts w:ascii="Courier New" w:hAnsi="Courier New" w:cs="Courier New" w:hint="default"/>
+      </w:rPr>
+    </w:lvl>
+    <w:lvl w:ilvl="5" w:tplc="40090005" w:tentative="1">
+      <w:start w:val="1"/>
+      <w:numFmt w:val="bullet"/>
+      <w:lvlText w:val=""/>
+      <w:lvlJc w:val="left"/>
+      <w:pPr>
+        <w:ind w:left="4320" w:hanging="360"/>
+      </w:pPr>
+      <w:rPr>
+        <w:rFonts w:ascii="Wingdings" w:hAnsi="Wingdings" w:hint="default"/>
+      </w:rPr>
+    </w:lvl>
+    <w:lvl w:ilvl="6" w:tplc="40090001" w:tentative="1">
+      <w:start w:val="1"/>
+      <w:numFmt w:val="bullet"/>
+      <w:lvlText w:val=""/>
+      <w:lvlJc w:val="left"/>
+      <w:pPr>
+        <w:ind w:left="5040" w:hanging="360"/>
+      </w:pPr>
+      <w:rPr>
+        <w:rFonts w:ascii="Symbol" w:hAnsi="Symbol" w:hint="default"/>
+      </w:rPr>
+    </w:lvl>
+    <w:lvl w:ilvl="7" w:tplc="40090003" w:tentative="1">
+      <w:start w:val="1"/>
+      <w:numFmt w:val="bullet"/>
+      <w:lvlText w:val="o"/>
+      <w:lvlJc w:val="left"/>
+      <w:pPr>
+        <w:ind w:left="5760" w:hanging="360"/>
+      </w:pPr>
+      <w:rPr>
+        <w:rFonts w:ascii="Courier New" w:hAnsi="Courier New" w:cs="Courier New" w:hint="default"/>
+      </w:rPr>
+    </w:lvl>
+    <w:lvl w:ilvl="8" w:tplc="40090005" w:tentative="1">
+      <w:start w:val="1"/>
+      <w:numFmt w:val="bullet"/>
+      <w:lvlText w:val=""/>
+      <w:lvlJc w:val="left"/>
+      <w:pPr>
+        <w:ind w:left="6480" w:hanging="360"/>
+      </w:pPr>
+      <w:rPr>
+        <w:rFonts w:ascii="Wingdings" w:hAnsi="Wingdings" w:hint="default"/>
+      </w:rPr>
+    </w:lvl>
+  </w:abstractNum>
+  <w:abstractNum w:abstractNumId="25" w15:restartNumberingAfterBreak="0">
     <w:nsid w:val="56210A9F"/>
     <w:multiLevelType w:val="multilevel"/>
     <w:tmpl w:val="37E4A5AA"/>
@@ -10907,7 +9692,7 @@
       </w:rPr>
     </w:lvl>
   </w:abstractNum>
-  <w:abstractNum w:abstractNumId="20" w15:restartNumberingAfterBreak="0">
+  <w:abstractNum w:abstractNumId="26" w15:restartNumberingAfterBreak="0">
     <w:nsid w:val="5C673058"/>
     <w:multiLevelType w:val="multilevel"/>
     <w:tmpl w:val="D2861FB0"/>
@@ -11020,7 +9805,120 @@
       </w:pPr>
     </w:lvl>
   </w:abstractNum>
-  <w:abstractNum w:abstractNumId="21" w15:restartNumberingAfterBreak="0">
+  <w:abstractNum w:abstractNumId="27" w15:restartNumberingAfterBreak="0">
+    <w:nsid w:val="5ECB5462"/>
+    <w:multiLevelType w:val="hybridMultilevel"/>
+    <w:tmpl w:val="F056A04A"/>
+    <w:lvl w:ilvl="0" w:tplc="40090001">
+      <w:start w:val="1"/>
+      <w:numFmt w:val="bullet"/>
+      <w:lvlText w:val=""/>
+      <w:lvlJc w:val="left"/>
+      <w:pPr>
+        <w:ind w:left="720" w:hanging="360"/>
+      </w:pPr>
+      <w:rPr>
+        <w:rFonts w:ascii="Symbol" w:hAnsi="Symbol" w:hint="default"/>
+      </w:rPr>
+    </w:lvl>
+    <w:lvl w:ilvl="1" w:tplc="40090003" w:tentative="1">
+      <w:start w:val="1"/>
+      <w:numFmt w:val="bullet"/>
+      <w:lvlText w:val="o"/>
+      <w:lvlJc w:val="left"/>
+      <w:pPr>
+        <w:ind w:left="1440" w:hanging="360"/>
+      </w:pPr>
+      <w:rPr>
+        <w:rFonts w:ascii="Courier New" w:hAnsi="Courier New" w:cs="Courier New" w:hint="default"/>
+      </w:rPr>
+    </w:lvl>
+    <w:lvl w:ilvl="2" w:tplc="40090005" w:tentative="1">
+      <w:start w:val="1"/>
+      <w:numFmt w:val="bullet"/>
+      <w:lvlText w:val=""/>
+      <w:lvlJc w:val="left"/>
+      <w:pPr>
+        <w:ind w:left="2160" w:hanging="360"/>
+      </w:pPr>
+      <w:rPr>
+        <w:rFonts w:ascii="Wingdings" w:hAnsi="Wingdings" w:hint="default"/>
+      </w:rPr>
+    </w:lvl>
+    <w:lvl w:ilvl="3" w:tplc="40090001" w:tentative="1">
+      <w:start w:val="1"/>
+      <w:numFmt w:val="bullet"/>
+      <w:lvlText w:val=""/>
+      <w:lvlJc w:val="left"/>
+      <w:pPr>
+        <w:ind w:left="2880" w:hanging="360"/>
+      </w:pPr>
+      <w:rPr>
+        <w:rFonts w:ascii="Symbol" w:hAnsi="Symbol" w:hint="default"/>
+      </w:rPr>
+    </w:lvl>
+    <w:lvl w:ilvl="4" w:tplc="40090003" w:tentative="1">
+      <w:start w:val="1"/>
+      <w:numFmt w:val="bullet"/>
+      <w:lvlText w:val="o"/>
+      <w:lvlJc w:val="left"/>
+      <w:pPr>
+        <w:ind w:left="3600" w:hanging="360"/>
+      </w:pPr>
+      <w:rPr>
+        <w:rFonts w:ascii="Courier New" w:hAnsi="Courier New" w:cs="Courier New" w:hint="default"/>
+      </w:rPr>
+    </w:lvl>
+    <w:lvl w:ilvl="5" w:tplc="40090005" w:tentative="1">
+      <w:start w:val="1"/>
+      <w:numFmt w:val="bullet"/>
+      <w:lvlText w:val=""/>
+      <w:lvlJc w:val="left"/>
+      <w:pPr>
+        <w:ind w:left="4320" w:hanging="360"/>
+      </w:pPr>
+      <w:rPr>
+        <w:rFonts w:ascii="Wingdings" w:hAnsi="Wingdings" w:hint="default"/>
+      </w:rPr>
+    </w:lvl>
+    <w:lvl w:ilvl="6" w:tplc="40090001" w:tentative="1">
+      <w:start w:val="1"/>
+      <w:numFmt w:val="bullet"/>
+      <w:lvlText w:val=""/>
+      <w:lvlJc w:val="left"/>
+      <w:pPr>
+        <w:ind w:left="5040" w:hanging="360"/>
+      </w:pPr>
+      <w:rPr>
+        <w:rFonts w:ascii="Symbol" w:hAnsi="Symbol" w:hint="default"/>
+      </w:rPr>
+    </w:lvl>
+    <w:lvl w:ilvl="7" w:tplc="40090003" w:tentative="1">
+      <w:start w:val="1"/>
+      <w:numFmt w:val="bullet"/>
+      <w:lvlText w:val="o"/>
+      <w:lvlJc w:val="left"/>
+      <w:pPr>
+        <w:ind w:left="5760" w:hanging="360"/>
+      </w:pPr>
+      <w:rPr>
+        <w:rFonts w:ascii="Courier New" w:hAnsi="Courier New" w:cs="Courier New" w:hint="default"/>
+      </w:rPr>
+    </w:lvl>
+    <w:lvl w:ilvl="8" w:tplc="40090005" w:tentative="1">
+      <w:start w:val="1"/>
+      <w:numFmt w:val="bullet"/>
+      <w:lvlText w:val=""/>
+      <w:lvlJc w:val="left"/>
+      <w:pPr>
+        <w:ind w:left="6480" w:hanging="360"/>
+      </w:pPr>
+      <w:rPr>
+        <w:rFonts w:ascii="Wingdings" w:hAnsi="Wingdings" w:hint="default"/>
+      </w:rPr>
+    </w:lvl>
+  </w:abstractNum>
+  <w:abstractNum w:abstractNumId="28" w15:restartNumberingAfterBreak="0">
     <w:nsid w:val="6434639A"/>
     <w:multiLevelType w:val="multilevel"/>
     <w:tmpl w:val="C272056E"/>
@@ -11169,7 +10067,7 @@
       </w:rPr>
     </w:lvl>
   </w:abstractNum>
-  <w:abstractNum w:abstractNumId="22" w15:restartNumberingAfterBreak="0">
+  <w:abstractNum w:abstractNumId="29" w15:restartNumberingAfterBreak="0">
     <w:nsid w:val="66EB225A"/>
     <w:multiLevelType w:val="multilevel"/>
     <w:tmpl w:val="3A38C472"/>
@@ -11318,7 +10216,7 @@
       </w:rPr>
     </w:lvl>
   </w:abstractNum>
-  <w:abstractNum w:abstractNumId="23" w15:restartNumberingAfterBreak="0">
+  <w:abstractNum w:abstractNumId="30" w15:restartNumberingAfterBreak="0">
     <w:nsid w:val="6A5511E9"/>
     <w:multiLevelType w:val="multilevel"/>
     <w:tmpl w:val="A4721F3A"/>
@@ -11467,7 +10365,7 @@
       </w:rPr>
     </w:lvl>
   </w:abstractNum>
-  <w:abstractNum w:abstractNumId="24" w15:restartNumberingAfterBreak="0">
+  <w:abstractNum w:abstractNumId="31" w15:restartNumberingAfterBreak="0">
     <w:nsid w:val="71506C2D"/>
     <w:multiLevelType w:val="multilevel"/>
     <w:tmpl w:val="AB8A4910"/>
@@ -11616,7 +10514,7 @@
       </w:rPr>
     </w:lvl>
   </w:abstractNum>
-  <w:abstractNum w:abstractNumId="25" w15:restartNumberingAfterBreak="0">
+  <w:abstractNum w:abstractNumId="32" w15:restartNumberingAfterBreak="0">
     <w:nsid w:val="72EF16D1"/>
     <w:multiLevelType w:val="multilevel"/>
     <w:tmpl w:val="25D480CA"/>
@@ -11765,7 +10663,7 @@
       </w:rPr>
     </w:lvl>
   </w:abstractNum>
-  <w:abstractNum w:abstractNumId="26" w15:restartNumberingAfterBreak="0">
+  <w:abstractNum w:abstractNumId="33" w15:restartNumberingAfterBreak="0">
     <w:nsid w:val="730B306C"/>
     <w:multiLevelType w:val="multilevel"/>
     <w:tmpl w:val="D6C037D4"/>
@@ -11914,7 +10812,7 @@
       </w:rPr>
     </w:lvl>
   </w:abstractNum>
-  <w:abstractNum w:abstractNumId="27" w15:restartNumberingAfterBreak="0">
+  <w:abstractNum w:abstractNumId="34" w15:restartNumberingAfterBreak="0">
     <w:nsid w:val="7A863765"/>
     <w:multiLevelType w:val="multilevel"/>
     <w:tmpl w:val="B2E0AE52"/>
@@ -12027,7 +10925,7 @@
       </w:pPr>
     </w:lvl>
   </w:abstractNum>
-  <w:abstractNum w:abstractNumId="28" w15:restartNumberingAfterBreak="0">
+  <w:abstractNum w:abstractNumId="35" w15:restartNumberingAfterBreak="0">
     <w:nsid w:val="7B1A5763"/>
     <w:multiLevelType w:val="multilevel"/>
     <w:tmpl w:val="4F909A22"/>
@@ -12140,7 +11038,7 @@
       </w:pPr>
     </w:lvl>
   </w:abstractNum>
-  <w:abstractNum w:abstractNumId="29" w15:restartNumberingAfterBreak="0">
+  <w:abstractNum w:abstractNumId="36" w15:restartNumberingAfterBreak="0">
     <w:nsid w:val="7CAF066C"/>
     <w:multiLevelType w:val="multilevel"/>
     <w:tmpl w:val="23B2B532"/>
@@ -12290,94 +11188,115 @@
     </w:lvl>
   </w:abstractNum>
   <w:num w:numId="1" w16cid:durableId="495344188">
-    <w:abstractNumId w:val="4"/>
+    <w:abstractNumId w:val="5"/>
   </w:num>
   <w:num w:numId="2" w16cid:durableId="785850287">
-    <w:abstractNumId w:val="23"/>
+    <w:abstractNumId w:val="30"/>
   </w:num>
   <w:num w:numId="3" w16cid:durableId="1692409776">
-    <w:abstractNumId w:val="12"/>
+    <w:abstractNumId w:val="15"/>
   </w:num>
   <w:num w:numId="4" w16cid:durableId="1166897338">
     <w:abstractNumId w:val="0"/>
   </w:num>
   <w:num w:numId="5" w16cid:durableId="1845511512">
-    <w:abstractNumId w:val="17"/>
+    <w:abstractNumId w:val="22"/>
   </w:num>
   <w:num w:numId="6" w16cid:durableId="686635607">
-    <w:abstractNumId w:val="26"/>
+    <w:abstractNumId w:val="33"/>
   </w:num>
   <w:num w:numId="7" w16cid:durableId="1371032568">
+    <w:abstractNumId w:val="21"/>
+  </w:num>
+  <w:num w:numId="8" w16cid:durableId="848829448">
     <w:abstractNumId w:val="16"/>
   </w:num>
-  <w:num w:numId="8" w16cid:durableId="848829448">
-    <w:abstractNumId w:val="13"/>
-  </w:num>
   <w:num w:numId="9" w16cid:durableId="462384868">
-    <w:abstractNumId w:val="3"/>
+    <w:abstractNumId w:val="4"/>
   </w:num>
   <w:num w:numId="10" w16cid:durableId="1985967303">
-    <w:abstractNumId w:val="22"/>
+    <w:abstractNumId w:val="29"/>
   </w:num>
   <w:num w:numId="11" w16cid:durableId="1166629641">
-    <w:abstractNumId w:val="11"/>
+    <w:abstractNumId w:val="14"/>
   </w:num>
   <w:num w:numId="12" w16cid:durableId="2013097150">
-    <w:abstractNumId w:val="8"/>
+    <w:abstractNumId w:val="9"/>
   </w:num>
   <w:num w:numId="13" w16cid:durableId="1412846629">
     <w:abstractNumId w:val="1"/>
   </w:num>
   <w:num w:numId="14" w16cid:durableId="2144079653">
-    <w:abstractNumId w:val="9"/>
+    <w:abstractNumId w:val="11"/>
   </w:num>
   <w:num w:numId="15" w16cid:durableId="1488398704">
+    <w:abstractNumId w:val="13"/>
+  </w:num>
+  <w:num w:numId="16" w16cid:durableId="1907572739">
+    <w:abstractNumId w:val="25"/>
+  </w:num>
+  <w:num w:numId="17" w16cid:durableId="330060492">
+    <w:abstractNumId w:val="32"/>
+  </w:num>
+  <w:num w:numId="18" w16cid:durableId="687027575">
+    <w:abstractNumId w:val="7"/>
+  </w:num>
+  <w:num w:numId="19" w16cid:durableId="2017610903">
+    <w:abstractNumId w:val="20"/>
+  </w:num>
+  <w:num w:numId="20" w16cid:durableId="2001998941">
+    <w:abstractNumId w:val="36"/>
+  </w:num>
+  <w:num w:numId="21" w16cid:durableId="1346591261">
+    <w:abstractNumId w:val="28"/>
+  </w:num>
+  <w:num w:numId="22" w16cid:durableId="402996343">
+    <w:abstractNumId w:val="17"/>
+  </w:num>
+  <w:num w:numId="23" w16cid:durableId="511335917">
+    <w:abstractNumId w:val="31"/>
+  </w:num>
+  <w:num w:numId="24" w16cid:durableId="597062535">
+    <w:abstractNumId w:val="3"/>
+  </w:num>
+  <w:num w:numId="25" w16cid:durableId="1803034395">
+    <w:abstractNumId w:val="23"/>
+  </w:num>
+  <w:num w:numId="26" w16cid:durableId="126974658">
+    <w:abstractNumId w:val="34"/>
+  </w:num>
+  <w:num w:numId="27" w16cid:durableId="255939692">
+    <w:abstractNumId w:val="26"/>
+  </w:num>
+  <w:num w:numId="28" w16cid:durableId="1565211996">
+    <w:abstractNumId w:val="35"/>
+  </w:num>
+  <w:num w:numId="29" w16cid:durableId="816266804">
+    <w:abstractNumId w:val="8"/>
+  </w:num>
+  <w:num w:numId="30" w16cid:durableId="1760248965">
+    <w:abstractNumId w:val="6"/>
+  </w:num>
+  <w:num w:numId="31" w16cid:durableId="1206023123">
+    <w:abstractNumId w:val="18"/>
+  </w:num>
+  <w:num w:numId="32" w16cid:durableId="433988003">
     <w:abstractNumId w:val="10"/>
   </w:num>
-  <w:num w:numId="16" w16cid:durableId="1907572739">
+  <w:num w:numId="33" w16cid:durableId="229316697">
+    <w:abstractNumId w:val="12"/>
+  </w:num>
+  <w:num w:numId="34" w16cid:durableId="345013713">
+    <w:abstractNumId w:val="2"/>
+  </w:num>
+  <w:num w:numId="35" w16cid:durableId="555361150">
     <w:abstractNumId w:val="19"/>
   </w:num>
-  <w:num w:numId="17" w16cid:durableId="330060492">
-    <w:abstractNumId w:val="25"/>
-  </w:num>
-  <w:num w:numId="18" w16cid:durableId="687027575">
-    <w:abstractNumId w:val="6"/>
-  </w:num>
-  <w:num w:numId="19" w16cid:durableId="2017610903">
-    <w:abstractNumId w:val="15"/>
-  </w:num>
-  <w:num w:numId="20" w16cid:durableId="2001998941">
-    <w:abstractNumId w:val="29"/>
-  </w:num>
-  <w:num w:numId="21" w16cid:durableId="1346591261">
-    <w:abstractNumId w:val="21"/>
-  </w:num>
-  <w:num w:numId="22" w16cid:durableId="402996343">
-    <w:abstractNumId w:val="14"/>
-  </w:num>
-  <w:num w:numId="23" w16cid:durableId="511335917">
-    <w:abstractNumId w:val="24"/>
-  </w:num>
-  <w:num w:numId="24" w16cid:durableId="597062535">
-    <w:abstractNumId w:val="2"/>
-  </w:num>
-  <w:num w:numId="25" w16cid:durableId="1803034395">
-    <w:abstractNumId w:val="18"/>
-  </w:num>
-  <w:num w:numId="26" w16cid:durableId="126974658">
+  <w:num w:numId="36" w16cid:durableId="1416586225">
     <w:abstractNumId w:val="27"/>
   </w:num>
-  <w:num w:numId="27" w16cid:durableId="255939692">
-    <w:abstractNumId w:val="20"/>
-  </w:num>
-  <w:num w:numId="28" w16cid:durableId="1565211996">
-    <w:abstractNumId w:val="28"/>
-  </w:num>
-  <w:num w:numId="29" w16cid:durableId="816266804">
-    <w:abstractNumId w:val="7"/>
-  </w:num>
-  <w:num w:numId="30" w16cid:durableId="1760248965">
-    <w:abstractNumId w:val="5"/>
+  <w:num w:numId="37" w16cid:durableId="1323318344">
+    <w:abstractNumId w:val="24"/>
   </w:num>
   <w:numIdMacAtCleanup w:val="30"/>
 </w:numbering>
